--- a/lessons/9-2/downloads/reveal/9.2-session-2-practice-form-b.docx
+++ b/lessons/9-2/downloads/reveal/9.2-session-2-practice-form-b.docx
@@ -15,7 +15,7 @@
         <w:rPr>
           <w:rFonts w:ascii="Avenir Next" w:hAnsi="Avenir Next" w:cs="Avenir Next" w:eastAsia="Avenir Next"/>
           <w:color w:val="1A1A1A"/>
-          <w:sz w:val="20"/>
+          <w:sz w:val="22"/>
           <w:szCs w:val="20"/>
         </w:rPr>
         <w:t xml:space="preserve">Name</w:t>
@@ -33,7 +33,7 @@
         <w:rPr>
           <w:rFonts w:ascii="Avenir Next" w:hAnsi="Avenir Next" w:cs="Avenir Next" w:eastAsia="Avenir Next"/>
           <w:color w:val="1A1A1A"/>
-          <w:sz w:val="20"/>
+          <w:sz w:val="22"/>
           <w:szCs w:val="20"/>
         </w:rPr>
         <w:t xml:space="preserve">   Date</w:t>
@@ -51,7 +51,7 @@
         <w:rPr>
           <w:rFonts w:ascii="Avenir Next" w:hAnsi="Avenir Next" w:cs="Avenir Next" w:eastAsia="Avenir Next"/>
           <w:color w:val="1A1A1A"/>
-          <w:sz w:val="20"/>
+          <w:sz w:val="22"/>
           <w:szCs w:val="20"/>
         </w:rPr>
         <w:t xml:space="preserve">   Period</w:t>
@@ -78,7 +78,7 @@
           <w:caps/>
           <w:color w:val="003A70"/>
           <w:spacing w:val="12"/>
-          <w:sz w:val="19"/>
+          <w:sz w:val="22"/>
           <w:szCs w:val="19"/>
         </w:rPr>
         <w:t xml:space="preserve">Lesson 9-2  ·  Session 2  ·  Practice  ·  Form B</w:t>
@@ -86,6 +86,7 @@
     </w:p>
     <w:p>
       <w:pPr>
+        <w:pStyle w:val="Heading1"/>
         <w:keepNext/>
         <w:spacing w:before="0" w:after="10" w:line="240" w:lineRule="auto"/>
       </w:pPr>
@@ -111,7 +112,7 @@
         <w:rPr>
           <w:rFonts w:ascii="Avenir Next" w:hAnsi="Avenir Next" w:cs="Avenir Next" w:eastAsia="Avenir Next"/>
           <w:color w:val="5A5F66"/>
-          <w:sz w:val="17"/>
+          <w:sz w:val="22"/>
           <w:szCs w:val="17"/>
         </w:rPr>
         <w:t xml:space="preserve">Learning target — I can read a relationship off a graph and describe the rate it shows.</w:t>
@@ -128,7 +129,7 @@
     </w:p>
     <w:p>
       <w:pPr>
-        <w:spacing w:before="0" w:after="0" w:line="60" w:lineRule="auto"/>
+        <w:spacing w:before="0" w:after="0" w:line="50" w:lineRule="exact"/>
       </w:pPr>
     </w:p>
     <w:tbl>
@@ -167,6 +168,7 @@
           </w:tcPr>
           <w:p>
             <w:pPr>
+              <w:pStyle w:val="Heading2"/>
               <w:spacing w:before="0" w:after="40" w:line="264" w:lineRule="auto"/>
             </w:pPr>
             <w:r>
@@ -194,73 +196,111 @@
                 <w:rFonts w:ascii="Avenir Next" w:hAnsi="Avenir Next" w:cs="Avenir Next" w:eastAsia="Avenir Next"/>
                 <w:b/>
                 <w:color w:val="003A70"/>
+                <w:sz w:val="22"/>
+                <w:szCs w:val="18"/>
+              </w:rPr>
+              <w:t xml:space="preserve">•</w:t>
+            </w:r>
+            <w:r>
+              <w:rPr>
+                <w:rFonts w:ascii="Avenir Next" w:hAnsi="Avenir Next" w:cs="Avenir Next" w:eastAsia="Avenir Next"/>
+                <w:color w:val="1A1A1A"/>
                 <w:sz w:val="18"/>
                 <w:szCs w:val="18"/>
               </w:rPr>
-              <w:t xml:space="preserve">•</w:t>
-            </w:r>
-            <w:r>
-              <w:rPr>
-                <w:rFonts w:ascii="Avenir Next" w:hAnsi="Avenir Next" w:cs="Avenir Next" w:eastAsia="Avenir Next"/>
-                <w:color w:val="1A1A1A"/>
-                <w:sz w:val="18"/>
+              <w:tab/>
+            </w:r>
+            <w:r>
+              <w:rPr>
+                <w:rFonts w:ascii="Avenir Next" w:hAnsi="Avenir Next" w:cs="Avenir Next" w:eastAsia="Avenir Next"/>
+                <w:color w:val="1A1A1A"/>
+                <w:sz w:val="22"/>
                 <w:szCs w:val="18"/>
               </w:rPr>
-              <w:tab/>
-            </w:r>
-            <w:r>
-              <w:rPr>
-                <w:rFonts w:ascii="Avenir Next" w:hAnsi="Avenir Next" w:cs="Avenir Next" w:eastAsia="Avenir Next"/>
-                <w:color w:val="1A1A1A"/>
-                <w:sz w:val="18"/>
+              <w:t xml:space="preserve">The </w:t>
+            </w:r>
+            <w:r>
+              <w:rPr>
+                <w:rFonts w:ascii="Avenir Next" w:hAnsi="Avenir Next" w:cs="Avenir Next" w:eastAsia="Avenir Next"/>
+                <w:b/>
+                <w:color w:val="1A1A1A"/>
+                <w:sz w:val="22"/>
                 <w:szCs w:val="18"/>
               </w:rPr>
-              <w:t xml:space="preserve">The </w:t>
-            </w:r>
-            <w:r>
-              <w:rPr>
-                <w:rFonts w:ascii="Avenir Next" w:hAnsi="Avenir Next" w:cs="Avenir Next" w:eastAsia="Avenir Next"/>
-                <w:b/>
-                <w:color w:val="1A1A1A"/>
-                <w:sz w:val="18"/>
+              <w:t xml:space="preserve">rate of change</w:t>
+            </w:r>
+            <w:r>
+              <w:rPr>
+                <w:rFonts w:ascii="Avenir Next" w:hAnsi="Avenir Next" w:cs="Avenir Next" w:eastAsia="Avenir Next"/>
+                <w:color w:val="1A1A1A"/>
+                <w:sz w:val="22"/>
                 <w:szCs w:val="18"/>
               </w:rPr>
-              <w:t xml:space="preserve">rate of change</w:t>
-            </w:r>
-            <w:r>
-              <w:rPr>
-                <w:rFonts w:ascii="Avenir Next" w:hAnsi="Avenir Next" w:cs="Avenir Next" w:eastAsia="Avenir Next"/>
-                <w:color w:val="1A1A1A"/>
-                <w:sz w:val="18"/>
+              <w:t xml:space="preserve"> is how much </w:t>
+            </w:r>
+            <w:r>
+              <w:rPr>
+                <w:rFonts w:ascii="Avenir Next" w:hAnsi="Avenir Next" w:cs="Avenir Next" w:eastAsia="Avenir Next"/>
+                <w:i/>
+                <w:color w:val="1A1A1A"/>
+                <w:sz w:val="22"/>
                 <w:szCs w:val="18"/>
               </w:rPr>
-              <w:t xml:space="preserve"> is how much </w:t>
+              <w:t xml:space="preserve">y</w:t>
+            </w:r>
+            <w:r>
+              <w:rPr>
+                <w:rFonts w:ascii="Avenir Next" w:hAnsi="Avenir Next" w:cs="Avenir Next" w:eastAsia="Avenir Next"/>
+                <w:color w:val="1A1A1A"/>
+                <w:sz w:val="22"/>
+                <w:szCs w:val="18"/>
+              </w:rPr>
+              <w:t xml:space="preserve"> goes up when </w:t>
             </w:r>
             <w:r>
               <w:rPr>
                 <w:rFonts w:ascii="Avenir Next" w:hAnsi="Avenir Next" w:cs="Avenir Next" w:eastAsia="Avenir Next"/>
                 <w:i/>
                 <w:color w:val="1A1A1A"/>
-                <w:sz w:val="18"/>
+                <w:sz w:val="22"/>
                 <w:szCs w:val="18"/>
               </w:rPr>
+              <w:t xml:space="preserve">x</w:t>
+            </w:r>
+            <w:r>
+              <w:rPr>
+                <w:rFonts w:ascii="Avenir Next" w:hAnsi="Avenir Next" w:cs="Avenir Next" w:eastAsia="Avenir Next"/>
+                <w:color w:val="1A1A1A"/>
+                <w:sz w:val="22"/>
+                <w:szCs w:val="18"/>
+              </w:rPr>
+              <w:t xml:space="preserve"> goes up by 1: change in </w:t>
+            </w:r>
+            <w:r>
+              <w:rPr>
+                <w:rFonts w:ascii="Avenir Next" w:hAnsi="Avenir Next" w:cs="Avenir Next" w:eastAsia="Avenir Next"/>
+                <w:i/>
+                <w:color w:val="1A1A1A"/>
+                <w:sz w:val="22"/>
+                <w:szCs w:val="18"/>
+              </w:rPr>
               <w:t xml:space="preserve">y</w:t>
             </w:r>
             <w:r>
               <w:rPr>
                 <w:rFonts w:ascii="Avenir Next" w:hAnsi="Avenir Next" w:cs="Avenir Next" w:eastAsia="Avenir Next"/>
                 <w:color w:val="1A1A1A"/>
-                <w:sz w:val="18"/>
+                <w:sz w:val="22"/>
                 <w:szCs w:val="18"/>
               </w:rPr>
-              <w:t xml:space="preserve"> goes up when </w:t>
+              <w:t xml:space="preserve"> ÷ change in </w:t>
             </w:r>
             <w:r>
               <w:rPr>
                 <w:rFonts w:ascii="Avenir Next" w:hAnsi="Avenir Next" w:cs="Avenir Next" w:eastAsia="Avenir Next"/>
                 <w:i/>
                 <w:color w:val="1A1A1A"/>
-                <w:sz w:val="18"/>
+                <w:sz w:val="22"/>
                 <w:szCs w:val="18"/>
               </w:rPr>
               <w:t xml:space="preserve">x</w:t>
@@ -269,45 +309,7 @@
               <w:rPr>
                 <w:rFonts w:ascii="Avenir Next" w:hAnsi="Avenir Next" w:cs="Avenir Next" w:eastAsia="Avenir Next"/>
                 <w:color w:val="1A1A1A"/>
-                <w:sz w:val="18"/>
-                <w:szCs w:val="18"/>
-              </w:rPr>
-              <w:t xml:space="preserve"> goes up by 1: change in </w:t>
-            </w:r>
-            <w:r>
-              <w:rPr>
-                <w:rFonts w:ascii="Avenir Next" w:hAnsi="Avenir Next" w:cs="Avenir Next" w:eastAsia="Avenir Next"/>
-                <w:i/>
-                <w:color w:val="1A1A1A"/>
-                <w:sz w:val="18"/>
-                <w:szCs w:val="18"/>
-              </w:rPr>
-              <w:t xml:space="preserve">y</w:t>
-            </w:r>
-            <w:r>
-              <w:rPr>
-                <w:rFonts w:ascii="Avenir Next" w:hAnsi="Avenir Next" w:cs="Avenir Next" w:eastAsia="Avenir Next"/>
-                <w:color w:val="1A1A1A"/>
-                <w:sz w:val="18"/>
-                <w:szCs w:val="18"/>
-              </w:rPr>
-              <w:t xml:space="preserve"> ÷ change in </w:t>
-            </w:r>
-            <w:r>
-              <w:rPr>
-                <w:rFonts w:ascii="Avenir Next" w:hAnsi="Avenir Next" w:cs="Avenir Next" w:eastAsia="Avenir Next"/>
-                <w:i/>
-                <w:color w:val="1A1A1A"/>
-                <w:sz w:val="18"/>
-                <w:szCs w:val="18"/>
-              </w:rPr>
-              <w:t xml:space="preserve">x</w:t>
-            </w:r>
-            <w:r>
-              <w:rPr>
-                <w:rFonts w:ascii="Avenir Next" w:hAnsi="Avenir Next" w:cs="Avenir Next" w:eastAsia="Avenir Next"/>
-                <w:color w:val="1A1A1A"/>
-                <w:sz w:val="18"/>
+                <w:sz w:val="22"/>
                 <w:szCs w:val="18"/>
               </w:rPr>
               <w:t xml:space="preserve">.</w:t>
@@ -326,63 +328,63 @@
                 <w:rFonts w:ascii="Avenir Next" w:hAnsi="Avenir Next" w:cs="Avenir Next" w:eastAsia="Avenir Next"/>
                 <w:b/>
                 <w:color w:val="003A70"/>
+                <w:sz w:val="22"/>
+                <w:szCs w:val="18"/>
+              </w:rPr>
+              <w:t xml:space="preserve">•</w:t>
+            </w:r>
+            <w:r>
+              <w:rPr>
+                <w:rFonts w:ascii="Avenir Next" w:hAnsi="Avenir Next" w:cs="Avenir Next" w:eastAsia="Avenir Next"/>
+                <w:color w:val="1A1A1A"/>
                 <w:sz w:val="18"/>
                 <w:szCs w:val="18"/>
               </w:rPr>
-              <w:t xml:space="preserve">•</w:t>
-            </w:r>
-            <w:r>
-              <w:rPr>
-                <w:rFonts w:ascii="Avenir Next" w:hAnsi="Avenir Next" w:cs="Avenir Next" w:eastAsia="Avenir Next"/>
-                <w:color w:val="1A1A1A"/>
-                <w:sz w:val="18"/>
+              <w:tab/>
+            </w:r>
+            <w:r>
+              <w:rPr>
+                <w:rFonts w:ascii="Avenir Next" w:hAnsi="Avenir Next" w:cs="Avenir Next" w:eastAsia="Avenir Next"/>
+                <w:color w:val="1A1A1A"/>
+                <w:sz w:val="22"/>
                 <w:szCs w:val="18"/>
               </w:rPr>
-              <w:tab/>
-            </w:r>
-            <w:r>
-              <w:rPr>
-                <w:rFonts w:ascii="Avenir Next" w:hAnsi="Avenir Next" w:cs="Avenir Next" w:eastAsia="Avenir Next"/>
-                <w:color w:val="1A1A1A"/>
-                <w:sz w:val="18"/>
+              <w:t xml:space="preserve">For a straight-line proportional relationship, choose x ≠ 0 and divide </w:t>
+            </w:r>
+            <w:r>
+              <w:rPr>
+                <w:rFonts w:ascii="Avenir Next" w:hAnsi="Avenir Next" w:cs="Avenir Next" w:eastAsia="Avenir Next"/>
+                <w:i/>
+                <w:color w:val="1A1A1A"/>
+                <w:sz w:val="22"/>
                 <w:szCs w:val="18"/>
               </w:rPr>
-              <w:t xml:space="preserve">If the line starts at (0, 0), divide </w:t>
+              <w:t xml:space="preserve">y</w:t>
+            </w:r>
+            <w:r>
+              <w:rPr>
+                <w:rFonts w:ascii="Avenir Next" w:hAnsi="Avenir Next" w:cs="Avenir Next" w:eastAsia="Avenir Next"/>
+                <w:color w:val="1A1A1A"/>
+                <w:sz w:val="22"/>
+                <w:szCs w:val="18"/>
+              </w:rPr>
+              <w:t xml:space="preserve"> by </w:t>
             </w:r>
             <w:r>
               <w:rPr>
                 <w:rFonts w:ascii="Avenir Next" w:hAnsi="Avenir Next" w:cs="Avenir Next" w:eastAsia="Avenir Next"/>
                 <w:i/>
                 <w:color w:val="1A1A1A"/>
-                <w:sz w:val="18"/>
+                <w:sz w:val="22"/>
                 <w:szCs w:val="18"/>
               </w:rPr>
-              <w:t xml:space="preserve">y</w:t>
-            </w:r>
-            <w:r>
-              <w:rPr>
-                <w:rFonts w:ascii="Avenir Next" w:hAnsi="Avenir Next" w:cs="Avenir Next" w:eastAsia="Avenir Next"/>
-                <w:color w:val="1A1A1A"/>
-                <w:sz w:val="18"/>
-                <w:szCs w:val="18"/>
-              </w:rPr>
-              <w:t xml:space="preserve"> by </w:t>
-            </w:r>
-            <w:r>
-              <w:rPr>
-                <w:rFonts w:ascii="Avenir Next" w:hAnsi="Avenir Next" w:cs="Avenir Next" w:eastAsia="Avenir Next"/>
-                <w:i/>
-                <w:color w:val="1A1A1A"/>
-                <w:sz w:val="18"/>
-                <w:szCs w:val="18"/>
-              </w:rPr>
               <w:t xml:space="preserve">x</w:t>
             </w:r>
             <w:r>
               <w:rPr>
                 <w:rFonts w:ascii="Avenir Next" w:hAnsi="Avenir Next" w:cs="Avenir Next" w:eastAsia="Avenir Next"/>
                 <w:color w:val="1A1A1A"/>
-                <w:sz w:val="18"/>
+                <w:sz w:val="22"/>
                 <w:szCs w:val="18"/>
               </w:rPr>
               <w:t xml:space="preserve"> for one point: (4, 20) gives 20 ÷ 4 = 5.</w:t>
@@ -401,44 +403,44 @@
                 <w:rFonts w:ascii="Avenir Next" w:hAnsi="Avenir Next" w:cs="Avenir Next" w:eastAsia="Avenir Next"/>
                 <w:b/>
                 <w:color w:val="003A70"/>
+                <w:sz w:val="22"/>
+                <w:szCs w:val="18"/>
+              </w:rPr>
+              <w:t xml:space="preserve">•</w:t>
+            </w:r>
+            <w:r>
+              <w:rPr>
+                <w:rFonts w:ascii="Avenir Next" w:hAnsi="Avenir Next" w:cs="Avenir Next" w:eastAsia="Avenir Next"/>
+                <w:color w:val="1A1A1A"/>
                 <w:sz w:val="18"/>
                 <w:szCs w:val="18"/>
               </w:rPr>
-              <w:t xml:space="preserve">•</w:t>
-            </w:r>
-            <w:r>
-              <w:rPr>
-                <w:rFonts w:ascii="Avenir Next" w:hAnsi="Avenir Next" w:cs="Avenir Next" w:eastAsia="Avenir Next"/>
-                <w:color w:val="1A1A1A"/>
-                <w:sz w:val="18"/>
+              <w:tab/>
+            </w:r>
+            <w:r>
+              <w:rPr>
+                <w:rFonts w:ascii="Avenir Next" w:hAnsi="Avenir Next" w:cs="Avenir Next" w:eastAsia="Avenir Next"/>
+                <w:color w:val="1A1A1A"/>
+                <w:sz w:val="22"/>
                 <w:szCs w:val="18"/>
               </w:rPr>
-              <w:tab/>
-            </w:r>
-            <w:r>
-              <w:rPr>
-                <w:rFonts w:ascii="Avenir Next" w:hAnsi="Avenir Next" w:cs="Avenir Next" w:eastAsia="Avenir Next"/>
-                <w:color w:val="1A1A1A"/>
-                <w:sz w:val="18"/>
+              <w:t xml:space="preserve">With the same scales, a </w:t>
+            </w:r>
+            <w:r>
+              <w:rPr>
+                <w:rFonts w:ascii="Avenir Next" w:hAnsi="Avenir Next" w:cs="Avenir Next" w:eastAsia="Avenir Next"/>
+                <w:b/>
+                <w:color w:val="1A1A1A"/>
+                <w:sz w:val="22"/>
                 <w:szCs w:val="18"/>
               </w:rPr>
-              <w:t xml:space="preserve">With the same scales, a </w:t>
-            </w:r>
-            <w:r>
-              <w:rPr>
-                <w:rFonts w:ascii="Avenir Next" w:hAnsi="Avenir Next" w:cs="Avenir Next" w:eastAsia="Avenir Next"/>
-                <w:b/>
-                <w:color w:val="1A1A1A"/>
-                <w:sz w:val="18"/>
-                <w:szCs w:val="18"/>
-              </w:rPr>
               <w:t xml:space="preserve">steeper</w:t>
             </w:r>
             <w:r>
               <w:rPr>
                 <w:rFonts w:ascii="Avenir Next" w:hAnsi="Avenir Next" w:cs="Avenir Next" w:eastAsia="Avenir Next"/>
                 <w:color w:val="1A1A1A"/>
-                <w:sz w:val="18"/>
+                <w:sz w:val="22"/>
                 <w:szCs w:val="18"/>
               </w:rPr>
               <w:t xml:space="preserve"> line has a greater rate.</w:t>
@@ -453,6 +455,7 @@
           </w:tcPr>
           <w:p>
             <w:pPr>
+              <w:pStyle w:val="Heading2"/>
               <w:spacing w:before="0" w:after="40" w:line="264" w:lineRule="auto"/>
             </w:pPr>
             <w:r>
@@ -475,7 +478,7 @@
               <w:rPr>
                 <w:rFonts w:ascii="Avenir Next" w:hAnsi="Avenir Next" w:cs="Avenir Next" w:eastAsia="Avenir Next"/>
                 <w:color w:val="1A1A1A"/>
-                <w:sz w:val="17"/>
+                <w:sz w:val="22"/>
                 <w:szCs w:val="17"/>
               </w:rPr>
               <w:t xml:space="preserve">A graph of hours (</w:t>
@@ -485,7 +488,7 @@
                 <w:rFonts w:ascii="Avenir Next" w:hAnsi="Avenir Next" w:cs="Avenir Next" w:eastAsia="Avenir Next"/>
                 <w:i/>
                 <w:color w:val="1A1A1A"/>
-                <w:sz w:val="17"/>
+                <w:sz w:val="22"/>
                 <w:szCs w:val="17"/>
               </w:rPr>
               <w:t xml:space="preserve">x</w:t>
@@ -494,7 +497,7 @@
               <w:rPr>
                 <w:rFonts w:ascii="Avenir Next" w:hAnsi="Avenir Next" w:cs="Avenir Next" w:eastAsia="Avenir Next"/>
                 <w:color w:val="1A1A1A"/>
-                <w:sz w:val="17"/>
+                <w:sz w:val="22"/>
                 <w:szCs w:val="17"/>
               </w:rPr>
               <w:t xml:space="preserve">) and dollars (</w:t>
@@ -504,7 +507,7 @@
                 <w:rFonts w:ascii="Avenir Next" w:hAnsi="Avenir Next" w:cs="Avenir Next" w:eastAsia="Avenir Next"/>
                 <w:i/>
                 <w:color w:val="1A1A1A"/>
-                <w:sz w:val="17"/>
+                <w:sz w:val="22"/>
                 <w:szCs w:val="17"/>
               </w:rPr>
               <w:t xml:space="preserve">y</w:t>
@@ -513,7 +516,7 @@
               <w:rPr>
                 <w:rFonts w:ascii="Avenir Next" w:hAnsi="Avenir Next" w:cs="Avenir Next" w:eastAsia="Avenir Next"/>
                 <w:color w:val="1A1A1A"/>
-                <w:sz w:val="17"/>
+                <w:sz w:val="22"/>
                 <w:szCs w:val="17"/>
               </w:rPr>
               <w:t xml:space="preserve">) passes through (2, 6) and (5, 15). Find the rate.</w:t>
@@ -532,44 +535,44 @@
                 <w:rFonts w:ascii="Avenir Next" w:hAnsi="Avenir Next" w:cs="Avenir Next" w:eastAsia="Avenir Next"/>
                 <w:b/>
                 <w:color w:val="003A70"/>
+                <w:sz w:val="22"/>
+                <w:szCs w:val="17"/>
+              </w:rPr>
+              <w:t xml:space="preserve">Step 1</w:t>
+            </w:r>
+            <w:r>
+              <w:rPr>
+                <w:rFonts w:ascii="Avenir Next" w:hAnsi="Avenir Next" w:cs="Avenir Next" w:eastAsia="Avenir Next"/>
+                <w:color w:val="1A1A1A"/>
                 <w:sz w:val="17"/>
                 <w:szCs w:val="17"/>
               </w:rPr>
-              <w:t xml:space="preserve">Step 1</w:t>
-            </w:r>
-            <w:r>
-              <w:rPr>
-                <w:rFonts w:ascii="Avenir Next" w:hAnsi="Avenir Next" w:cs="Avenir Next" w:eastAsia="Avenir Next"/>
-                <w:color w:val="1A1A1A"/>
-                <w:sz w:val="17"/>
+              <w:tab/>
+            </w:r>
+            <w:r>
+              <w:rPr>
+                <w:rFonts w:ascii="Avenir Next" w:hAnsi="Avenir Next" w:cs="Avenir Next" w:eastAsia="Avenir Next"/>
+                <w:color w:val="1A1A1A"/>
+                <w:sz w:val="22"/>
                 <w:szCs w:val="17"/>
               </w:rPr>
-              <w:tab/>
-            </w:r>
-            <w:r>
-              <w:rPr>
-                <w:rFonts w:ascii="Avenir Next" w:hAnsi="Avenir Next" w:cs="Avenir Next" w:eastAsia="Avenir Next"/>
-                <w:color w:val="1A1A1A"/>
-                <w:sz w:val="17"/>
+              <w:t xml:space="preserve">Change in </w:t>
+            </w:r>
+            <w:r>
+              <w:rPr>
+                <w:rFonts w:ascii="Avenir Next" w:hAnsi="Avenir Next" w:cs="Avenir Next" w:eastAsia="Avenir Next"/>
+                <w:i/>
+                <w:color w:val="1A1A1A"/>
+                <w:sz w:val="22"/>
                 <w:szCs w:val="17"/>
               </w:rPr>
-              <w:t xml:space="preserve">Change in </w:t>
-            </w:r>
-            <w:r>
-              <w:rPr>
-                <w:rFonts w:ascii="Avenir Next" w:hAnsi="Avenir Next" w:cs="Avenir Next" w:eastAsia="Avenir Next"/>
-                <w:i/>
-                <w:color w:val="1A1A1A"/>
-                <w:sz w:val="17"/>
-                <w:szCs w:val="17"/>
-              </w:rPr>
               <w:t xml:space="preserve">y</w:t>
             </w:r>
             <w:r>
               <w:rPr>
                 <w:rFonts w:ascii="Avenir Next" w:hAnsi="Avenir Next" w:cs="Avenir Next" w:eastAsia="Avenir Next"/>
                 <w:color w:val="1A1A1A"/>
-                <w:sz w:val="17"/>
+                <w:sz w:val="22"/>
                 <w:szCs w:val="17"/>
               </w:rPr>
               <w:t xml:space="preserve">: 15 − 6 = 9 dollars.</w:t>
@@ -588,44 +591,44 @@
                 <w:rFonts w:ascii="Avenir Next" w:hAnsi="Avenir Next" w:cs="Avenir Next" w:eastAsia="Avenir Next"/>
                 <w:b/>
                 <w:color w:val="003A70"/>
+                <w:sz w:val="22"/>
+                <w:szCs w:val="17"/>
+              </w:rPr>
+              <w:t xml:space="preserve">Step 2</w:t>
+            </w:r>
+            <w:r>
+              <w:rPr>
+                <w:rFonts w:ascii="Avenir Next" w:hAnsi="Avenir Next" w:cs="Avenir Next" w:eastAsia="Avenir Next"/>
+                <w:color w:val="1A1A1A"/>
                 <w:sz w:val="17"/>
                 <w:szCs w:val="17"/>
               </w:rPr>
-              <w:t xml:space="preserve">Step 2</w:t>
-            </w:r>
-            <w:r>
-              <w:rPr>
-                <w:rFonts w:ascii="Avenir Next" w:hAnsi="Avenir Next" w:cs="Avenir Next" w:eastAsia="Avenir Next"/>
-                <w:color w:val="1A1A1A"/>
-                <w:sz w:val="17"/>
+              <w:tab/>
+            </w:r>
+            <w:r>
+              <w:rPr>
+                <w:rFonts w:ascii="Avenir Next" w:hAnsi="Avenir Next" w:cs="Avenir Next" w:eastAsia="Avenir Next"/>
+                <w:color w:val="1A1A1A"/>
+                <w:sz w:val="22"/>
                 <w:szCs w:val="17"/>
               </w:rPr>
-              <w:tab/>
-            </w:r>
-            <w:r>
-              <w:rPr>
-                <w:rFonts w:ascii="Avenir Next" w:hAnsi="Avenir Next" w:cs="Avenir Next" w:eastAsia="Avenir Next"/>
-                <w:color w:val="1A1A1A"/>
-                <w:sz w:val="17"/>
+              <w:t xml:space="preserve">Change in </w:t>
+            </w:r>
+            <w:r>
+              <w:rPr>
+                <w:rFonts w:ascii="Avenir Next" w:hAnsi="Avenir Next" w:cs="Avenir Next" w:eastAsia="Avenir Next"/>
+                <w:i/>
+                <w:color w:val="1A1A1A"/>
+                <w:sz w:val="22"/>
                 <w:szCs w:val="17"/>
               </w:rPr>
-              <w:t xml:space="preserve">Change in </w:t>
-            </w:r>
-            <w:r>
-              <w:rPr>
-                <w:rFonts w:ascii="Avenir Next" w:hAnsi="Avenir Next" w:cs="Avenir Next" w:eastAsia="Avenir Next"/>
-                <w:i/>
-                <w:color w:val="1A1A1A"/>
-                <w:sz w:val="17"/>
-                <w:szCs w:val="17"/>
-              </w:rPr>
               <w:t xml:space="preserve">x</w:t>
             </w:r>
             <w:r>
               <w:rPr>
                 <w:rFonts w:ascii="Avenir Next" w:hAnsi="Avenir Next" w:cs="Avenir Next" w:eastAsia="Avenir Next"/>
                 <w:color w:val="1A1A1A"/>
-                <w:sz w:val="17"/>
+                <w:sz w:val="22"/>
                 <w:szCs w:val="17"/>
               </w:rPr>
               <w:t xml:space="preserve">: 5 − 2 = 3 hours.</w:t>
@@ -644,25 +647,25 @@
                 <w:rFonts w:ascii="Avenir Next" w:hAnsi="Avenir Next" w:cs="Avenir Next" w:eastAsia="Avenir Next"/>
                 <w:b/>
                 <w:color w:val="003A70"/>
+                <w:sz w:val="22"/>
+                <w:szCs w:val="17"/>
+              </w:rPr>
+              <w:t xml:space="preserve">Step 3</w:t>
+            </w:r>
+            <w:r>
+              <w:rPr>
+                <w:rFonts w:ascii="Avenir Next" w:hAnsi="Avenir Next" w:cs="Avenir Next" w:eastAsia="Avenir Next"/>
+                <w:color w:val="1A1A1A"/>
                 <w:sz w:val="17"/>
                 <w:szCs w:val="17"/>
               </w:rPr>
-              <w:t xml:space="preserve">Step 3</w:t>
-            </w:r>
-            <w:r>
-              <w:rPr>
-                <w:rFonts w:ascii="Avenir Next" w:hAnsi="Avenir Next" w:cs="Avenir Next" w:eastAsia="Avenir Next"/>
-                <w:color w:val="1A1A1A"/>
-                <w:sz w:val="17"/>
-                <w:szCs w:val="17"/>
-              </w:rPr>
               <w:tab/>
             </w:r>
             <w:r>
               <w:rPr>
                 <w:rFonts w:ascii="Avenir Next" w:hAnsi="Avenir Next" w:cs="Avenir Next" w:eastAsia="Avenir Next"/>
                 <w:color w:val="1A1A1A"/>
-                <w:sz w:val="17"/>
+                <w:sz w:val="22"/>
                 <w:szCs w:val="17"/>
               </w:rPr>
               <w:t xml:space="preserve">Divide: 9 ÷ 3 = 3.</w:t>
@@ -681,18 +684,18 @@
                 <w:rFonts w:ascii="Avenir Next" w:hAnsi="Avenir Next" w:cs="Avenir Next" w:eastAsia="Avenir Next"/>
                 <w:b/>
                 <w:color w:val="1A1A1A"/>
+                <w:sz w:val="22"/>
+                <w:szCs w:val="17"/>
+              </w:rPr>
+              <w:t xml:space="preserve">Answer</w:t>
+            </w:r>
+            <w:r>
+              <w:rPr>
+                <w:rFonts w:ascii="Avenir Next" w:hAnsi="Avenir Next" w:cs="Avenir Next" w:eastAsia="Avenir Next"/>
+                <w:color w:val="1A1A1A"/>
                 <w:sz w:val="17"/>
                 <w:szCs w:val="17"/>
               </w:rPr>
-              <w:t xml:space="preserve">Answer</w:t>
-            </w:r>
-            <w:r>
-              <w:rPr>
-                <w:rFonts w:ascii="Avenir Next" w:hAnsi="Avenir Next" w:cs="Avenir Next" w:eastAsia="Avenir Next"/>
-                <w:color w:val="1A1A1A"/>
-                <w:sz w:val="17"/>
-                <w:szCs w:val="17"/>
-              </w:rPr>
               <w:tab/>
             </w:r>
             <w:r>
@@ -700,7 +703,7 @@
                 <w:rFonts w:ascii="Avenir Next" w:hAnsi="Avenir Next" w:cs="Avenir Next" w:eastAsia="Avenir Next"/>
                 <w:b/>
                 <w:color w:val="1A1A1A"/>
-                <w:sz w:val="17"/>
+                <w:sz w:val="22"/>
                 <w:szCs w:val="17"/>
               </w:rPr>
               <w:t xml:space="preserve">$3 per hour</w:t>
@@ -729,7 +732,7 @@
           <w:rFonts w:ascii="Avenir Next" w:hAnsi="Avenir Next" w:cs="Avenir Next" w:eastAsia="Avenir Next"/>
           <w:b/>
           <w:color w:val="1A1A1A"/>
-          <w:sz w:val="17"/>
+          <w:sz w:val="22"/>
           <w:szCs w:val="17"/>
         </w:rPr>
         <w:t xml:space="preserve">rate of change</w:t>
@@ -739,7 +742,7 @@
           <w:rFonts w:ascii="Avenir Next" w:hAnsi="Avenir Next" w:cs="Avenir Next" w:eastAsia="Avenir Next"/>
           <w:i/>
           <w:color w:val="5A5F66"/>
-          <w:sz w:val="17"/>
+          <w:sz w:val="22"/>
           <w:szCs w:val="17"/>
         </w:rPr>
         <w:t xml:space="preserve"> (tasa de cambio)</w:t>
@@ -748,7 +751,7 @@
         <w:rPr>
           <w:rFonts w:ascii="Avenir Next" w:hAnsi="Avenir Next" w:cs="Avenir Next" w:eastAsia="Avenir Next"/>
           <w:color w:val="5A5F66"/>
-          <w:sz w:val="17"/>
+          <w:sz w:val="22"/>
           <w:szCs w:val="17"/>
         </w:rPr>
         <w:t xml:space="preserve">   ·   </w:t>
@@ -758,7 +761,7 @@
           <w:rFonts w:ascii="Avenir Next" w:hAnsi="Avenir Next" w:cs="Avenir Next" w:eastAsia="Avenir Next"/>
           <w:b/>
           <w:color w:val="1A1A1A"/>
-          <w:sz w:val="17"/>
+          <w:sz w:val="22"/>
           <w:szCs w:val="17"/>
         </w:rPr>
         <w:t xml:space="preserve">unit rate</w:t>
@@ -768,7 +771,7 @@
           <w:rFonts w:ascii="Avenir Next" w:hAnsi="Avenir Next" w:cs="Avenir Next" w:eastAsia="Avenir Next"/>
           <w:i/>
           <w:color w:val="5A5F66"/>
-          <w:sz w:val="17"/>
+          <w:sz w:val="22"/>
           <w:szCs w:val="17"/>
         </w:rPr>
         <w:t xml:space="preserve"> (tasa unitaria)</w:t>
@@ -777,7 +780,7 @@
         <w:rPr>
           <w:rFonts w:ascii="Avenir Next" w:hAnsi="Avenir Next" w:cs="Avenir Next" w:eastAsia="Avenir Next"/>
           <w:color w:val="5A5F66"/>
-          <w:sz w:val="17"/>
+          <w:sz w:val="22"/>
           <w:szCs w:val="17"/>
         </w:rPr>
         <w:t xml:space="preserve">   ·   </w:t>
@@ -787,7 +790,7 @@
           <w:rFonts w:ascii="Avenir Next" w:hAnsi="Avenir Next" w:cs="Avenir Next" w:eastAsia="Avenir Next"/>
           <w:b/>
           <w:color w:val="1A1A1A"/>
-          <w:sz w:val="17"/>
+          <w:sz w:val="22"/>
           <w:szCs w:val="17"/>
         </w:rPr>
         <w:t xml:space="preserve">steeper</w:t>
@@ -797,7 +800,7 @@
           <w:rFonts w:ascii="Avenir Next" w:hAnsi="Avenir Next" w:cs="Avenir Next" w:eastAsia="Avenir Next"/>
           <w:i/>
           <w:color w:val="5A5F66"/>
-          <w:sz w:val="17"/>
+          <w:sz w:val="22"/>
           <w:szCs w:val="17"/>
         </w:rPr>
         <w:t xml:space="preserve"> (más empinada)</w:t>
@@ -805,6 +808,7 @@
     </w:p>
     <w:p>
       <w:pPr>
+        <w:pStyle w:val="Heading2"/>
         <w:keepNext/>
         <w:pBdr>
           <w:bottom w:val="single" w:sz="8" w:space="3" w:color="003A70"/>
@@ -820,7 +824,7 @@
           <w:b/>
           <w:color w:val="003A70"/>
           <w:spacing w:val="14"/>
-          <w:sz w:val="19"/>
+          <w:sz w:val="22"/>
           <w:szCs w:val="19"/>
         </w:rPr>
         <w:t xml:space="preserve">PRACTICE</w:t>
@@ -839,7 +843,7 @@
           <w:rFonts w:ascii="Avenir Next" w:hAnsi="Avenir Next" w:cs="Avenir Next" w:eastAsia="Avenir Next"/>
           <w:i/>
           <w:color w:val="5A5F66"/>
-          <w:sz w:val="17"/>
+          <w:sz w:val="22"/>
           <w:szCs w:val="17"/>
         </w:rPr>
         <w:t xml:space="preserve">show your work · label units</w:t>
@@ -847,7 +851,7 @@
     </w:p>
     <w:p>
       <w:pPr>
-        <w:spacing w:before="0" w:after="0" w:line="20" w:lineRule="exact"/>
+        <w:spacing w:before="0" w:after="0" w:line="50" w:lineRule="exact"/>
       </w:pPr>
     </w:p>
     <w:tbl>
@@ -897,25 +901,25 @@
                 <w:rFonts w:ascii="Avenir Next" w:hAnsi="Avenir Next" w:cs="Avenir Next" w:eastAsia="Avenir Next"/>
                 <w:b/>
                 <w:color w:val="1A1A1A"/>
+                <w:sz w:val="22"/>
+                <w:szCs w:val="20"/>
+              </w:rPr>
+              <w:t xml:space="preserve">1.</w:t>
+            </w:r>
+            <w:r>
+              <w:rPr>
+                <w:rFonts w:ascii="Avenir Next" w:hAnsi="Avenir Next" w:cs="Avenir Next" w:eastAsia="Avenir Next"/>
+                <w:color w:val="1A1A1A"/>
                 <w:sz w:val="20"/>
                 <w:szCs w:val="20"/>
               </w:rPr>
-              <w:t xml:space="preserve">1.</w:t>
-            </w:r>
-            <w:r>
-              <w:rPr>
-                <w:rFonts w:ascii="Avenir Next" w:hAnsi="Avenir Next" w:cs="Avenir Next" w:eastAsia="Avenir Next"/>
-                <w:color w:val="1A1A1A"/>
-                <w:sz w:val="20"/>
-                <w:szCs w:val="20"/>
-              </w:rPr>
               <w:tab/>
             </w:r>
             <w:r>
               <w:rPr>
                 <w:rFonts w:ascii="Avenir Next" w:hAnsi="Avenir Next" w:cs="Avenir Next" w:eastAsia="Avenir Next"/>
                 <w:color w:val="1A1A1A"/>
-                <w:sz w:val="20"/>
+                <w:sz w:val="22"/>
                 <w:szCs w:val="20"/>
               </w:rPr>
               <w:t xml:space="preserve">Find the rate of change of a line through the two points.</w:t>
@@ -970,25 +974,25 @@
                       <w:rFonts w:ascii="Avenir Next" w:hAnsi="Avenir Next" w:cs="Avenir Next" w:eastAsia="Avenir Next"/>
                       <w:b/>
                       <w:color w:val="003A70"/>
+                      <w:sz w:val="22"/>
+                      <w:szCs w:val="20"/>
+                    </w:rPr>
+                    <w:t xml:space="preserve">a.</w:t>
+                  </w:r>
+                  <w:r>
+                    <w:rPr>
+                      <w:rFonts w:ascii="Avenir Next" w:hAnsi="Avenir Next" w:cs="Avenir Next" w:eastAsia="Avenir Next"/>
+                      <w:color w:val="1A1A1A"/>
                       <w:sz w:val="20"/>
                       <w:szCs w:val="20"/>
                     </w:rPr>
-                    <w:t xml:space="preserve">a.</w:t>
-                  </w:r>
-                  <w:r>
-                    <w:rPr>
-                      <w:rFonts w:ascii="Avenir Next" w:hAnsi="Avenir Next" w:cs="Avenir Next" w:eastAsia="Avenir Next"/>
-                      <w:color w:val="1A1A1A"/>
-                      <w:sz w:val="20"/>
-                      <w:szCs w:val="20"/>
-                    </w:rPr>
                     <w:tab/>
                   </w:r>
                   <w:r>
                     <w:rPr>
                       <w:rFonts w:ascii="Avenir Next" w:hAnsi="Avenir Next" w:cs="Avenir Next" w:eastAsia="Avenir Next"/>
                       <w:color w:val="1A1A1A"/>
-                      <w:sz w:val="20"/>
+                      <w:sz w:val="22"/>
                       <w:szCs w:val="20"/>
                     </w:rPr>
                     <w:t xml:space="preserve">(1, 6) and (4, 24)</w:t>
@@ -1032,25 +1036,25 @@
                       <w:rFonts w:ascii="Avenir Next" w:hAnsi="Avenir Next" w:cs="Avenir Next" w:eastAsia="Avenir Next"/>
                       <w:b/>
                       <w:color w:val="003A70"/>
+                      <w:sz w:val="22"/>
+                      <w:szCs w:val="20"/>
+                    </w:rPr>
+                    <w:t xml:space="preserve">b.</w:t>
+                  </w:r>
+                  <w:r>
+                    <w:rPr>
+                      <w:rFonts w:ascii="Avenir Next" w:hAnsi="Avenir Next" w:cs="Avenir Next" w:eastAsia="Avenir Next"/>
+                      <w:color w:val="1A1A1A"/>
                       <w:sz w:val="20"/>
                       <w:szCs w:val="20"/>
                     </w:rPr>
-                    <w:t xml:space="preserve">b.</w:t>
-                  </w:r>
-                  <w:r>
-                    <w:rPr>
-                      <w:rFonts w:ascii="Avenir Next" w:hAnsi="Avenir Next" w:cs="Avenir Next" w:eastAsia="Avenir Next"/>
-                      <w:color w:val="1A1A1A"/>
-                      <w:sz w:val="20"/>
-                      <w:szCs w:val="20"/>
-                    </w:rPr>
                     <w:tab/>
                   </w:r>
                   <w:r>
                     <w:rPr>
                       <w:rFonts w:ascii="Avenir Next" w:hAnsi="Avenir Next" w:cs="Avenir Next" w:eastAsia="Avenir Next"/>
                       <w:color w:val="1A1A1A"/>
-                      <w:sz w:val="20"/>
+                      <w:sz w:val="22"/>
                       <w:szCs w:val="20"/>
                     </w:rPr>
                     <w:t xml:space="preserve">(3, 12) and (5, 20)</w:t>
@@ -1100,25 +1104,25 @@
                       <w:rFonts w:ascii="Avenir Next" w:hAnsi="Avenir Next" w:cs="Avenir Next" w:eastAsia="Avenir Next"/>
                       <w:b/>
                       <w:color w:val="003A70"/>
+                      <w:sz w:val="22"/>
+                      <w:szCs w:val="20"/>
+                    </w:rPr>
+                    <w:t xml:space="preserve">c.</w:t>
+                  </w:r>
+                  <w:r>
+                    <w:rPr>
+                      <w:rFonts w:ascii="Avenir Next" w:hAnsi="Avenir Next" w:cs="Avenir Next" w:eastAsia="Avenir Next"/>
+                      <w:color w:val="1A1A1A"/>
                       <w:sz w:val="20"/>
                       <w:szCs w:val="20"/>
                     </w:rPr>
-                    <w:t xml:space="preserve">c.</w:t>
-                  </w:r>
-                  <w:r>
-                    <w:rPr>
-                      <w:rFonts w:ascii="Avenir Next" w:hAnsi="Avenir Next" w:cs="Avenir Next" w:eastAsia="Avenir Next"/>
-                      <w:color w:val="1A1A1A"/>
-                      <w:sz w:val="20"/>
-                      <w:szCs w:val="20"/>
-                    </w:rPr>
                     <w:tab/>
                   </w:r>
                   <w:r>
                     <w:rPr>
                       <w:rFonts w:ascii="Avenir Next" w:hAnsi="Avenir Next" w:cs="Avenir Next" w:eastAsia="Avenir Next"/>
                       <w:color w:val="1A1A1A"/>
-                      <w:sz w:val="20"/>
+                      <w:sz w:val="22"/>
                       <w:szCs w:val="20"/>
                     </w:rPr>
                     <w:t xml:space="preserve">(2, 16) and (3, 24)</w:t>
@@ -1162,25 +1166,25 @@
                       <w:rFonts w:ascii="Avenir Next" w:hAnsi="Avenir Next" w:cs="Avenir Next" w:eastAsia="Avenir Next"/>
                       <w:b/>
                       <w:color w:val="003A70"/>
+                      <w:sz w:val="22"/>
+                      <w:szCs w:val="20"/>
+                    </w:rPr>
+                    <w:t xml:space="preserve">d.</w:t>
+                  </w:r>
+                  <w:r>
+                    <w:rPr>
+                      <w:rFonts w:ascii="Avenir Next" w:hAnsi="Avenir Next" w:cs="Avenir Next" w:eastAsia="Avenir Next"/>
+                      <w:color w:val="1A1A1A"/>
                       <w:sz w:val="20"/>
                       <w:szCs w:val="20"/>
                     </w:rPr>
-                    <w:t xml:space="preserve">d.</w:t>
-                  </w:r>
-                  <w:r>
-                    <w:rPr>
-                      <w:rFonts w:ascii="Avenir Next" w:hAnsi="Avenir Next" w:cs="Avenir Next" w:eastAsia="Avenir Next"/>
-                      <w:color w:val="1A1A1A"/>
-                      <w:sz w:val="20"/>
-                      <w:szCs w:val="20"/>
-                    </w:rPr>
                     <w:tab/>
                   </w:r>
                   <w:r>
                     <w:rPr>
                       <w:rFonts w:ascii="Avenir Next" w:hAnsi="Avenir Next" w:cs="Avenir Next" w:eastAsia="Avenir Next"/>
                       <w:color w:val="1A1A1A"/>
-                      <w:sz w:val="20"/>
+                      <w:sz w:val="22"/>
                       <w:szCs w:val="20"/>
                     </w:rPr>
                     <w:t xml:space="preserve">(1, 11) and (3, 33)</w:t>
@@ -1210,7 +1214,7 @@
           </w:tbl>
           <w:p>
             <w:pPr>
-              <w:spacing w:before="0" w:after="0" w:line="24" w:lineRule="auto"/>
+              <w:spacing w:before="0" w:after="0" w:line="50" w:lineRule="exact"/>
             </w:pPr>
           </w:p>
         </w:tc>
@@ -1218,12 +1222,12 @@
     </w:tbl>
     <w:p>
       <w:pPr>
-        <w:spacing w:before="0" w:after="0" w:line="20" w:lineRule="exact"/>
+        <w:spacing w:before="0" w:after="0" w:line="50" w:lineRule="exact"/>
       </w:pPr>
     </w:p>
     <w:p>
       <w:pPr>
-        <w:spacing w:before="0" w:after="0" w:line="20" w:lineRule="exact"/>
+        <w:spacing w:before="0" w:after="0" w:line="50" w:lineRule="exact"/>
       </w:pPr>
     </w:p>
     <w:tbl>
@@ -1307,35 +1311,35 @@
                       <w:rFonts w:ascii="Avenir Next" w:hAnsi="Avenir Next" w:cs="Avenir Next" w:eastAsia="Avenir Next"/>
                       <w:b/>
                       <w:color w:val="1A1A1A"/>
+                      <w:sz w:val="22"/>
+                      <w:szCs w:val="20"/>
+                    </w:rPr>
+                    <w:t xml:space="preserve">2.</w:t>
+                  </w:r>
+                  <w:r>
+                    <w:rPr>
+                      <w:rFonts w:ascii="Avenir Next" w:hAnsi="Avenir Next" w:cs="Avenir Next" w:eastAsia="Avenir Next"/>
+                      <w:color w:val="1A1A1A"/>
                       <w:sz w:val="20"/>
                       <w:szCs w:val="20"/>
                     </w:rPr>
-                    <w:t xml:space="preserve">2.</w:t>
-                  </w:r>
-                  <w:r>
-                    <w:rPr>
-                      <w:rFonts w:ascii="Avenir Next" w:hAnsi="Avenir Next" w:cs="Avenir Next" w:eastAsia="Avenir Next"/>
-                      <w:color w:val="1A1A1A"/>
-                      <w:sz w:val="20"/>
+                    <w:tab/>
+                  </w:r>
+                  <w:r>
+                    <w:rPr>
+                      <w:rFonts w:ascii="Avenir Next" w:hAnsi="Avenir Next" w:cs="Avenir Next" w:eastAsia="Avenir Next"/>
+                      <w:b/>
+                      <w:color w:val="1A1A1A"/>
+                      <w:sz w:val="22"/>
                       <w:szCs w:val="20"/>
                     </w:rPr>
-                    <w:tab/>
-                  </w:r>
-                  <w:r>
-                    <w:rPr>
-                      <w:rFonts w:ascii="Avenir Next" w:hAnsi="Avenir Next" w:cs="Avenir Next" w:eastAsia="Avenir Next"/>
-                      <w:b/>
-                      <w:color w:val="1A1A1A"/>
-                      <w:sz w:val="20"/>
-                      <w:szCs w:val="20"/>
-                    </w:rPr>
                     <w:t xml:space="preserve">Kayak Rental.  </w:t>
                   </w:r>
                   <w:r>
                     <w:rPr>
                       <w:rFonts w:ascii="Avenir Next" w:hAnsi="Avenir Next" w:cs="Avenir Next" w:eastAsia="Avenir Next"/>
                       <w:color w:val="1A1A1A"/>
-                      <w:sz w:val="20"/>
+                      <w:sz w:val="22"/>
                       <w:szCs w:val="20"/>
                     </w:rPr>
                     <w:t xml:space="preserve">The graph shows the cost of renting a kayak.</w:t>
@@ -1355,25 +1359,25 @@
                       <w:rFonts w:ascii="Avenir Next" w:hAnsi="Avenir Next" w:cs="Avenir Next" w:eastAsia="Avenir Next"/>
                       <w:b/>
                       <w:color w:val="003A70"/>
+                      <w:sz w:val="22"/>
+                      <w:szCs w:val="20"/>
+                    </w:rPr>
+                    <w:t xml:space="preserve">a.</w:t>
+                  </w:r>
+                  <w:r>
+                    <w:rPr>
+                      <w:rFonts w:ascii="Avenir Next" w:hAnsi="Avenir Next" w:cs="Avenir Next" w:eastAsia="Avenir Next"/>
+                      <w:color w:val="1A1A1A"/>
                       <w:sz w:val="20"/>
                       <w:szCs w:val="20"/>
                     </w:rPr>
-                    <w:t xml:space="preserve">a.</w:t>
-                  </w:r>
-                  <w:r>
-                    <w:rPr>
-                      <w:rFonts w:ascii="Avenir Next" w:hAnsi="Avenir Next" w:cs="Avenir Next" w:eastAsia="Avenir Next"/>
-                      <w:color w:val="1A1A1A"/>
-                      <w:sz w:val="20"/>
-                      <w:szCs w:val="20"/>
-                    </w:rPr>
                     <w:tab/>
                   </w:r>
                   <w:r>
                     <w:rPr>
                       <w:rFonts w:ascii="Avenir Next" w:hAnsi="Avenir Next" w:cs="Avenir Next" w:eastAsia="Avenir Next"/>
                       <w:color w:val="1A1A1A"/>
-                      <w:sz w:val="20"/>
+                      <w:sz w:val="22"/>
                       <w:szCs w:val="20"/>
                     </w:rPr>
                     <w:t xml:space="preserve">What does (4, 24) mean?</w:t>
@@ -1412,25 +1416,25 @@
                       <w:rFonts w:ascii="Avenir Next" w:hAnsi="Avenir Next" w:cs="Avenir Next" w:eastAsia="Avenir Next"/>
                       <w:b/>
                       <w:color w:val="003A70"/>
+                      <w:sz w:val="22"/>
+                      <w:szCs w:val="20"/>
+                    </w:rPr>
+                    <w:t xml:space="preserve">b.</w:t>
+                  </w:r>
+                  <w:r>
+                    <w:rPr>
+                      <w:rFonts w:ascii="Avenir Next" w:hAnsi="Avenir Next" w:cs="Avenir Next" w:eastAsia="Avenir Next"/>
+                      <w:color w:val="1A1A1A"/>
                       <w:sz w:val="20"/>
                       <w:szCs w:val="20"/>
                     </w:rPr>
-                    <w:t xml:space="preserve">b.</w:t>
-                  </w:r>
-                  <w:r>
-                    <w:rPr>
-                      <w:rFonts w:ascii="Avenir Next" w:hAnsi="Avenir Next" w:cs="Avenir Next" w:eastAsia="Avenir Next"/>
-                      <w:color w:val="1A1A1A"/>
-                      <w:sz w:val="20"/>
-                      <w:szCs w:val="20"/>
-                    </w:rPr>
                     <w:tab/>
                   </w:r>
                   <w:r>
                     <w:rPr>
                       <w:rFonts w:ascii="Avenir Next" w:hAnsi="Avenir Next" w:cs="Avenir Next" w:eastAsia="Avenir Next"/>
                       <w:color w:val="1A1A1A"/>
-                      <w:sz w:val="20"/>
+                      <w:sz w:val="22"/>
                       <w:szCs w:val="20"/>
                     </w:rPr>
                     <w:t xml:space="preserve">Cost for 1 hour:</w:t>
@@ -1469,25 +1473,25 @@
                       <w:rFonts w:ascii="Avenir Next" w:hAnsi="Avenir Next" w:cs="Avenir Next" w:eastAsia="Avenir Next"/>
                       <w:b/>
                       <w:color w:val="003A70"/>
+                      <w:sz w:val="22"/>
+                      <w:szCs w:val="20"/>
+                    </w:rPr>
+                    <w:t xml:space="preserve">c.</w:t>
+                  </w:r>
+                  <w:r>
+                    <w:rPr>
+                      <w:rFonts w:ascii="Avenir Next" w:hAnsi="Avenir Next" w:cs="Avenir Next" w:eastAsia="Avenir Next"/>
+                      <w:color w:val="1A1A1A"/>
                       <w:sz w:val="20"/>
                       <w:szCs w:val="20"/>
                     </w:rPr>
-                    <w:t xml:space="preserve">c.</w:t>
-                  </w:r>
-                  <w:r>
-                    <w:rPr>
-                      <w:rFonts w:ascii="Avenir Next" w:hAnsi="Avenir Next" w:cs="Avenir Next" w:eastAsia="Avenir Next"/>
-                      <w:color w:val="1A1A1A"/>
-                      <w:sz w:val="20"/>
-                      <w:szCs w:val="20"/>
-                    </w:rPr>
                     <w:tab/>
                   </w:r>
                   <w:r>
                     <w:rPr>
                       <w:rFonts w:ascii="Avenir Next" w:hAnsi="Avenir Next" w:cs="Avenir Next" w:eastAsia="Avenir Next"/>
                       <w:color w:val="1A1A1A"/>
-                      <w:sz w:val="20"/>
+                      <w:sz w:val="22"/>
                       <w:szCs w:val="20"/>
                     </w:rPr>
                     <w:t xml:space="preserve">Cost for 3 hours:</w:t>
@@ -1527,7 +1531,7 @@
                     <w:drawing>
                       <wp:inline distT="0" distB="0" distL="0" distR="0">
                         <wp:extent cx="1463040" cy="1198535"/>
-                        <wp:docPr id="1" name="Figure 1"/>
+                        <wp:docPr id="1" name="Figure 1" descr="Coordinate grid. Horizontal axis Hours: 0 to 6, ticks every 1. Vertical axis Cost ($): 0 to 35, ticks every 5. Points: x: 1; y: 6, x: 2; y: 12, x: 4; y: 24, x: 5; y: 30. Line: True."/>
                         <a:graphic xmlns:a="http://schemas.openxmlformats.org/drawingml/2006/main">
                           <a:graphicData uri="http://schemas.openxmlformats.org/drawingml/2006/picture">
                             <pic:pic xmlns:pic="http://schemas.openxmlformats.org/drawingml/2006/picture">
@@ -1562,7 +1566,7 @@
           </w:tbl>
           <w:p>
             <w:pPr>
-              <w:spacing w:before="0" w:after="0" w:line="24" w:lineRule="auto"/>
+              <w:spacing w:before="0" w:after="0" w:line="50" w:lineRule="exact"/>
             </w:pPr>
           </w:p>
         </w:tc>
@@ -1570,12 +1574,12 @@
     </w:tbl>
     <w:p>
       <w:pPr>
-        <w:spacing w:before="0" w:after="0" w:line="20" w:lineRule="exact"/>
+        <w:spacing w:before="0" w:after="0" w:line="50" w:lineRule="exact"/>
       </w:pPr>
     </w:p>
     <w:p>
       <w:pPr>
-        <w:spacing w:before="0" w:after="0" w:line="20" w:lineRule="exact"/>
+        <w:spacing w:before="0" w:after="0" w:line="50" w:lineRule="exact"/>
       </w:pPr>
     </w:p>
     <w:tbl>
@@ -1626,18 +1630,18 @@
                 <w:rFonts w:ascii="Avenir Next" w:hAnsi="Avenir Next" w:cs="Avenir Next" w:eastAsia="Avenir Next"/>
                 <w:b/>
                 <w:color w:val="1A1A1A"/>
+                <w:sz w:val="22"/>
+                <w:szCs w:val="20"/>
+              </w:rPr>
+              <w:t xml:space="preserve">3.</w:t>
+            </w:r>
+            <w:r>
+              <w:rPr>
+                <w:rFonts w:ascii="Avenir Next" w:hAnsi="Avenir Next" w:cs="Avenir Next" w:eastAsia="Avenir Next"/>
+                <w:color w:val="1A1A1A"/>
                 <w:sz w:val="20"/>
                 <w:szCs w:val="20"/>
               </w:rPr>
-              <w:t xml:space="preserve">3.</w:t>
-            </w:r>
-            <w:r>
-              <w:rPr>
-                <w:rFonts w:ascii="Avenir Next" w:hAnsi="Avenir Next" w:cs="Avenir Next" w:eastAsia="Avenir Next"/>
-                <w:color w:val="1A1A1A"/>
-                <w:sz w:val="20"/>
-                <w:szCs w:val="20"/>
-              </w:rPr>
               <w:tab/>
             </w:r>
             <w:r>
@@ -1645,7 +1649,7 @@
                 <w:rFonts w:ascii="Avenir Next" w:hAnsi="Avenir Next" w:cs="Avenir Next" w:eastAsia="Avenir Next"/>
                 <w:b/>
                 <w:color w:val="1A1A1A"/>
-                <w:sz w:val="20"/>
+                <w:sz w:val="22"/>
                 <w:szCs w:val="20"/>
               </w:rPr>
               <w:t xml:space="preserve">Bike Trail.  </w:t>
@@ -1654,7 +1658,7 @@
               <w:rPr>
                 <w:rFonts w:ascii="Avenir Next" w:hAnsi="Avenir Next" w:cs="Avenir Next" w:eastAsia="Avenir Next"/>
                 <w:color w:val="1A1A1A"/>
-                <w:sz w:val="20"/>
+                <w:sz w:val="22"/>
                 <w:szCs w:val="20"/>
               </w:rPr>
               <w:t xml:space="preserve">A graph of hours (</w:t>
@@ -1664,7 +1668,7 @@
                 <w:rFonts w:ascii="Avenir Next" w:hAnsi="Avenir Next" w:cs="Avenir Next" w:eastAsia="Avenir Next"/>
                 <w:i/>
                 <w:color w:val="1A1A1A"/>
-                <w:sz w:val="20"/>
+                <w:sz w:val="22"/>
                 <w:szCs w:val="20"/>
               </w:rPr>
               <w:t xml:space="preserve">x</w:t>
@@ -1673,7 +1677,7 @@
               <w:rPr>
                 <w:rFonts w:ascii="Avenir Next" w:hAnsi="Avenir Next" w:cs="Avenir Next" w:eastAsia="Avenir Next"/>
                 <w:color w:val="1A1A1A"/>
-                <w:sz w:val="20"/>
+                <w:sz w:val="22"/>
                 <w:szCs w:val="20"/>
               </w:rPr>
               <w:t xml:space="preserve">) and miles (</w:t>
@@ -1683,7 +1687,7 @@
                 <w:rFonts w:ascii="Avenir Next" w:hAnsi="Avenir Next" w:cs="Avenir Next" w:eastAsia="Avenir Next"/>
                 <w:i/>
                 <w:color w:val="1A1A1A"/>
-                <w:sz w:val="20"/>
+                <w:sz w:val="22"/>
                 <w:szCs w:val="20"/>
               </w:rPr>
               <w:t xml:space="preserve">y</w:t>
@@ -1692,7 +1696,7 @@
               <w:rPr>
                 <w:rFonts w:ascii="Avenir Next" w:hAnsi="Avenir Next" w:cs="Avenir Next" w:eastAsia="Avenir Next"/>
                 <w:color w:val="1A1A1A"/>
-                <w:sz w:val="20"/>
+                <w:sz w:val="22"/>
                 <w:szCs w:val="20"/>
               </w:rPr>
               <w:t xml:space="preserve">) passes through (1, 3), (2, 6), (4, 12).</w:t>
@@ -1712,25 +1716,25 @@
                 <w:rFonts w:ascii="Avenir Next" w:hAnsi="Avenir Next" w:cs="Avenir Next" w:eastAsia="Avenir Next"/>
                 <w:b/>
                 <w:color w:val="003A70"/>
+                <w:sz w:val="22"/>
+                <w:szCs w:val="20"/>
+              </w:rPr>
+              <w:t xml:space="preserve">a.</w:t>
+            </w:r>
+            <w:r>
+              <w:rPr>
+                <w:rFonts w:ascii="Avenir Next" w:hAnsi="Avenir Next" w:cs="Avenir Next" w:eastAsia="Avenir Next"/>
+                <w:color w:val="1A1A1A"/>
                 <w:sz w:val="20"/>
                 <w:szCs w:val="20"/>
               </w:rPr>
-              <w:t xml:space="preserve">a.</w:t>
-            </w:r>
-            <w:r>
-              <w:rPr>
-                <w:rFonts w:ascii="Avenir Next" w:hAnsi="Avenir Next" w:cs="Avenir Next" w:eastAsia="Avenir Next"/>
-                <w:color w:val="1A1A1A"/>
-                <w:sz w:val="20"/>
-                <w:szCs w:val="20"/>
-              </w:rPr>
               <w:tab/>
             </w:r>
             <w:r>
               <w:rPr>
                 <w:rFonts w:ascii="Avenir Next" w:hAnsi="Avenir Next" w:cs="Avenir Next" w:eastAsia="Avenir Next"/>
                 <w:color w:val="1A1A1A"/>
-                <w:sz w:val="20"/>
+                <w:sz w:val="22"/>
                 <w:szCs w:val="20"/>
               </w:rPr>
               <w:t xml:space="preserve">Miles each hour:</w:t>
@@ -1769,25 +1773,25 @@
                 <w:rFonts w:ascii="Avenir Next" w:hAnsi="Avenir Next" w:cs="Avenir Next" w:eastAsia="Avenir Next"/>
                 <w:b/>
                 <w:color w:val="003A70"/>
+                <w:sz w:val="22"/>
+                <w:szCs w:val="20"/>
+              </w:rPr>
+              <w:t xml:space="preserve">b.</w:t>
+            </w:r>
+            <w:r>
+              <w:rPr>
+                <w:rFonts w:ascii="Avenir Next" w:hAnsi="Avenir Next" w:cs="Avenir Next" w:eastAsia="Avenir Next"/>
+                <w:color w:val="1A1A1A"/>
                 <w:sz w:val="20"/>
                 <w:szCs w:val="20"/>
               </w:rPr>
-              <w:t xml:space="preserve">b.</w:t>
-            </w:r>
-            <w:r>
-              <w:rPr>
-                <w:rFonts w:ascii="Avenir Next" w:hAnsi="Avenir Next" w:cs="Avenir Next" w:eastAsia="Avenir Next"/>
-                <w:color w:val="1A1A1A"/>
-                <w:sz w:val="20"/>
-                <w:szCs w:val="20"/>
-              </w:rPr>
               <w:tab/>
             </w:r>
             <w:r>
               <w:rPr>
                 <w:rFonts w:ascii="Avenir Next" w:hAnsi="Avenir Next" w:cs="Avenir Next" w:eastAsia="Avenir Next"/>
                 <w:color w:val="1A1A1A"/>
-                <w:sz w:val="20"/>
+                <w:sz w:val="22"/>
                 <w:szCs w:val="20"/>
               </w:rPr>
               <w:t xml:space="preserve">Miles after 7 hours:</w:t>
@@ -1832,18 +1836,18 @@
                 <w:rFonts w:ascii="Avenir Next" w:hAnsi="Avenir Next" w:cs="Avenir Next" w:eastAsia="Avenir Next"/>
                 <w:b/>
                 <w:color w:val="1A1A1A"/>
+                <w:sz w:val="22"/>
+                <w:szCs w:val="20"/>
+              </w:rPr>
+              <w:t xml:space="preserve">4.</w:t>
+            </w:r>
+            <w:r>
+              <w:rPr>
+                <w:rFonts w:ascii="Avenir Next" w:hAnsi="Avenir Next" w:cs="Avenir Next" w:eastAsia="Avenir Next"/>
+                <w:color w:val="1A1A1A"/>
                 <w:sz w:val="20"/>
                 <w:szCs w:val="20"/>
               </w:rPr>
-              <w:t xml:space="preserve">4.</w:t>
-            </w:r>
-            <w:r>
-              <w:rPr>
-                <w:rFonts w:ascii="Avenir Next" w:hAnsi="Avenir Next" w:cs="Avenir Next" w:eastAsia="Avenir Next"/>
-                <w:color w:val="1A1A1A"/>
-                <w:sz w:val="20"/>
-                <w:szCs w:val="20"/>
-              </w:rPr>
               <w:tab/>
             </w:r>
             <w:r>
@@ -1851,7 +1855,7 @@
                 <w:rFonts w:ascii="Avenir Next" w:hAnsi="Avenir Next" w:cs="Avenir Next" w:eastAsia="Avenir Next"/>
                 <w:b/>
                 <w:color w:val="1A1A1A"/>
-                <w:sz w:val="20"/>
+                <w:sz w:val="22"/>
                 <w:szCs w:val="20"/>
               </w:rPr>
               <w:t xml:space="preserve">Photo Storage.  </w:t>
@@ -1860,7 +1864,7 @@
               <w:rPr>
                 <w:rFonts w:ascii="Avenir Next" w:hAnsi="Avenir Next" w:cs="Avenir Next" w:eastAsia="Avenir Next"/>
                 <w:color w:val="1A1A1A"/>
-                <w:sz w:val="20"/>
+                <w:sz w:val="22"/>
                 <w:szCs w:val="20"/>
               </w:rPr>
               <w:t xml:space="preserve">A graph of photos (</w:t>
@@ -1870,7 +1874,7 @@
                 <w:rFonts w:ascii="Avenir Next" w:hAnsi="Avenir Next" w:cs="Avenir Next" w:eastAsia="Avenir Next"/>
                 <w:i/>
                 <w:color w:val="1A1A1A"/>
-                <w:sz w:val="20"/>
+                <w:sz w:val="22"/>
                 <w:szCs w:val="20"/>
               </w:rPr>
               <w:t xml:space="preserve">x</w:t>
@@ -1879,7 +1883,7 @@
               <w:rPr>
                 <w:rFonts w:ascii="Avenir Next" w:hAnsi="Avenir Next" w:cs="Avenir Next" w:eastAsia="Avenir Next"/>
                 <w:color w:val="1A1A1A"/>
-                <w:sz w:val="20"/>
+                <w:sz w:val="22"/>
                 <w:szCs w:val="20"/>
               </w:rPr>
               <w:t xml:space="preserve">) and megabytes (</w:t>
@@ -1889,7 +1893,7 @@
                 <w:rFonts w:ascii="Avenir Next" w:hAnsi="Avenir Next" w:cs="Avenir Next" w:eastAsia="Avenir Next"/>
                 <w:i/>
                 <w:color w:val="1A1A1A"/>
-                <w:sz w:val="20"/>
+                <w:sz w:val="22"/>
                 <w:szCs w:val="20"/>
               </w:rPr>
               <w:t xml:space="preserve">y</w:t>
@@ -1898,7 +1902,7 @@
               <w:rPr>
                 <w:rFonts w:ascii="Avenir Next" w:hAnsi="Avenir Next" w:cs="Avenir Next" w:eastAsia="Avenir Next"/>
                 <w:color w:val="1A1A1A"/>
-                <w:sz w:val="20"/>
+                <w:sz w:val="22"/>
                 <w:szCs w:val="20"/>
               </w:rPr>
               <w:t xml:space="preserve">) passes through (3, 15), (6, 30), (10, 50).</w:t>
@@ -1915,7 +1919,7 @@
                 <w:rFonts w:ascii="Avenir Next" w:hAnsi="Avenir Next" w:cs="Avenir Next" w:eastAsia="Avenir Next"/>
                 <w:b/>
                 <w:color w:val="003A70"/>
-                <w:sz w:val="17"/>
+                <w:sz w:val="22"/>
                 <w:szCs w:val="17"/>
               </w:rPr>
               <w:t xml:space="preserve">Hint  </w:t>
@@ -1925,7 +1929,7 @@
                 <w:rFonts w:ascii="Avenir Next" w:hAnsi="Avenir Next" w:cs="Avenir Next" w:eastAsia="Avenir Next"/>
                 <w:i/>
                 <w:color w:val="5A5F66"/>
-                <w:sz w:val="17"/>
+                <w:sz w:val="22"/>
                 <w:szCs w:val="17"/>
               </w:rPr>
               <w:t xml:space="preserve">Divide </w:t>
@@ -1935,7 +1939,7 @@
                 <w:rFonts w:ascii="Avenir Next" w:hAnsi="Avenir Next" w:cs="Avenir Next" w:eastAsia="Avenir Next"/>
                 <w:i/>
                 <w:color w:val="5A5F66"/>
-                <w:sz w:val="17"/>
+                <w:sz w:val="22"/>
                 <w:szCs w:val="17"/>
               </w:rPr>
               <w:t xml:space="preserve">y</w:t>
@@ -1945,7 +1949,7 @@
                 <w:rFonts w:ascii="Avenir Next" w:hAnsi="Avenir Next" w:cs="Avenir Next" w:eastAsia="Avenir Next"/>
                 <w:i/>
                 <w:color w:val="5A5F66"/>
-                <w:sz w:val="17"/>
+                <w:sz w:val="22"/>
                 <w:szCs w:val="17"/>
               </w:rPr>
               <w:t xml:space="preserve"> by </w:t>
@@ -1955,7 +1959,7 @@
                 <w:rFonts w:ascii="Avenir Next" w:hAnsi="Avenir Next" w:cs="Avenir Next" w:eastAsia="Avenir Next"/>
                 <w:i/>
                 <w:color w:val="5A5F66"/>
-                <w:sz w:val="17"/>
+                <w:sz w:val="22"/>
                 <w:szCs w:val="17"/>
               </w:rPr>
               <w:t xml:space="preserve">x</w:t>
@@ -1965,7 +1969,7 @@
                 <w:rFonts w:ascii="Avenir Next" w:hAnsi="Avenir Next" w:cs="Avenir Next" w:eastAsia="Avenir Next"/>
                 <w:i/>
                 <w:color w:val="5A5F66"/>
-                <w:sz w:val="17"/>
+                <w:sz w:val="22"/>
                 <w:szCs w:val="17"/>
               </w:rPr>
               <w:t xml:space="preserve">.</w:t>
@@ -1985,25 +1989,25 @@
                 <w:rFonts w:ascii="Avenir Next" w:hAnsi="Avenir Next" w:cs="Avenir Next" w:eastAsia="Avenir Next"/>
                 <w:b/>
                 <w:color w:val="003A70"/>
+                <w:sz w:val="22"/>
+                <w:szCs w:val="20"/>
+              </w:rPr>
+              <w:t xml:space="preserve">a.</w:t>
+            </w:r>
+            <w:r>
+              <w:rPr>
+                <w:rFonts w:ascii="Avenir Next" w:hAnsi="Avenir Next" w:cs="Avenir Next" w:eastAsia="Avenir Next"/>
+                <w:color w:val="1A1A1A"/>
                 <w:sz w:val="20"/>
                 <w:szCs w:val="20"/>
               </w:rPr>
-              <w:t xml:space="preserve">a.</w:t>
-            </w:r>
-            <w:r>
-              <w:rPr>
-                <w:rFonts w:ascii="Avenir Next" w:hAnsi="Avenir Next" w:cs="Avenir Next" w:eastAsia="Avenir Next"/>
-                <w:color w:val="1A1A1A"/>
-                <w:sz w:val="20"/>
-                <w:szCs w:val="20"/>
-              </w:rPr>
               <w:tab/>
             </w:r>
             <w:r>
               <w:rPr>
                 <w:rFonts w:ascii="Avenir Next" w:hAnsi="Avenir Next" w:cs="Avenir Next" w:eastAsia="Avenir Next"/>
                 <w:color w:val="1A1A1A"/>
-                <w:sz w:val="20"/>
+                <w:sz w:val="22"/>
                 <w:szCs w:val="20"/>
               </w:rPr>
               <w:t xml:space="preserve">Megabytes for one photo:</w:t>
@@ -2042,25 +2046,25 @@
                 <w:rFonts w:ascii="Avenir Next" w:hAnsi="Avenir Next" w:cs="Avenir Next" w:eastAsia="Avenir Next"/>
                 <w:b/>
                 <w:color w:val="003A70"/>
+                <w:sz w:val="22"/>
+                <w:szCs w:val="20"/>
+              </w:rPr>
+              <w:t xml:space="preserve">b.</w:t>
+            </w:r>
+            <w:r>
+              <w:rPr>
+                <w:rFonts w:ascii="Avenir Next" w:hAnsi="Avenir Next" w:cs="Avenir Next" w:eastAsia="Avenir Next"/>
+                <w:color w:val="1A1A1A"/>
                 <w:sz w:val="20"/>
                 <w:szCs w:val="20"/>
               </w:rPr>
-              <w:t xml:space="preserve">b.</w:t>
-            </w:r>
-            <w:r>
-              <w:rPr>
-                <w:rFonts w:ascii="Avenir Next" w:hAnsi="Avenir Next" w:cs="Avenir Next" w:eastAsia="Avenir Next"/>
-                <w:color w:val="1A1A1A"/>
-                <w:sz w:val="20"/>
-                <w:szCs w:val="20"/>
-              </w:rPr>
               <w:tab/>
             </w:r>
             <w:r>
               <w:rPr>
                 <w:rFonts w:ascii="Avenir Next" w:hAnsi="Avenir Next" w:cs="Avenir Next" w:eastAsia="Avenir Next"/>
                 <w:color w:val="1A1A1A"/>
-                <w:sz w:val="20"/>
+                <w:sz w:val="22"/>
                 <w:szCs w:val="20"/>
               </w:rPr>
               <w:t xml:space="preserve">What does (6, 30) mean?</w:t>
@@ -2090,12 +2094,12 @@
     </w:tbl>
     <w:p>
       <w:pPr>
-        <w:spacing w:before="0" w:after="0" w:line="20" w:lineRule="exact"/>
+        <w:spacing w:before="0" w:after="0" w:line="50" w:lineRule="exact"/>
       </w:pPr>
     </w:p>
     <w:p>
       <w:pPr>
-        <w:spacing w:before="0" w:after="0" w:line="20" w:lineRule="exact"/>
+        <w:spacing w:before="0" w:after="0" w:line="50" w:lineRule="exact"/>
       </w:pPr>
     </w:p>
     <w:tbl>
@@ -2145,18 +2149,18 @@
                 <w:rFonts w:ascii="Avenir Next" w:hAnsi="Avenir Next" w:cs="Avenir Next" w:eastAsia="Avenir Next"/>
                 <w:b/>
                 <w:color w:val="1A1A1A"/>
+                <w:sz w:val="22"/>
+                <w:szCs w:val="20"/>
+              </w:rPr>
+              <w:t xml:space="preserve">5.</w:t>
+            </w:r>
+            <w:r>
+              <w:rPr>
+                <w:rFonts w:ascii="Avenir Next" w:hAnsi="Avenir Next" w:cs="Avenir Next" w:eastAsia="Avenir Next"/>
+                <w:color w:val="1A1A1A"/>
                 <w:sz w:val="20"/>
                 <w:szCs w:val="20"/>
               </w:rPr>
-              <w:t xml:space="preserve">5.</w:t>
-            </w:r>
-            <w:r>
-              <w:rPr>
-                <w:rFonts w:ascii="Avenir Next" w:hAnsi="Avenir Next" w:cs="Avenir Next" w:eastAsia="Avenir Next"/>
-                <w:color w:val="1A1A1A"/>
-                <w:sz w:val="20"/>
-                <w:szCs w:val="20"/>
-              </w:rPr>
               <w:tab/>
             </w:r>
             <w:r>
@@ -2164,7 +2168,7 @@
                 <w:rFonts w:ascii="Avenir Next" w:hAnsi="Avenir Next" w:cs="Avenir Next" w:eastAsia="Avenir Next"/>
                 <w:b/>
                 <w:color w:val="1A1A1A"/>
-                <w:sz w:val="20"/>
+                <w:sz w:val="22"/>
                 <w:szCs w:val="20"/>
               </w:rPr>
               <w:t xml:space="preserve">Bean Plant.  </w:t>
@@ -2173,7 +2177,7 @@
               <w:rPr>
                 <w:rFonts w:ascii="Avenir Next" w:hAnsi="Avenir Next" w:cs="Avenir Next" w:eastAsia="Avenir Next"/>
                 <w:color w:val="1A1A1A"/>
-                <w:sz w:val="20"/>
+                <w:sz w:val="22"/>
                 <w:szCs w:val="20"/>
               </w:rPr>
               <w:t xml:space="preserve">A graph of weeks (</w:t>
@@ -2183,7 +2187,7 @@
                 <w:rFonts w:ascii="Avenir Next" w:hAnsi="Avenir Next" w:cs="Avenir Next" w:eastAsia="Avenir Next"/>
                 <w:i/>
                 <w:color w:val="1A1A1A"/>
-                <w:sz w:val="20"/>
+                <w:sz w:val="22"/>
                 <w:szCs w:val="20"/>
               </w:rPr>
               <w:t xml:space="preserve">x</w:t>
@@ -2192,7 +2196,7 @@
               <w:rPr>
                 <w:rFonts w:ascii="Avenir Next" w:hAnsi="Avenir Next" w:cs="Avenir Next" w:eastAsia="Avenir Next"/>
                 <w:color w:val="1A1A1A"/>
-                <w:sz w:val="20"/>
+                <w:sz w:val="22"/>
                 <w:szCs w:val="20"/>
               </w:rPr>
               <w:t xml:space="preserve">) and height in centimeters (</w:t>
@@ -2202,7 +2206,7 @@
                 <w:rFonts w:ascii="Avenir Next" w:hAnsi="Avenir Next" w:cs="Avenir Next" w:eastAsia="Avenir Next"/>
                 <w:i/>
                 <w:color w:val="1A1A1A"/>
-                <w:sz w:val="20"/>
+                <w:sz w:val="22"/>
                 <w:szCs w:val="20"/>
               </w:rPr>
               <w:t xml:space="preserve">y</w:t>
@@ -2211,7 +2215,7 @@
               <w:rPr>
                 <w:rFonts w:ascii="Avenir Next" w:hAnsi="Avenir Next" w:cs="Avenir Next" w:eastAsia="Avenir Next"/>
                 <w:color w:val="1A1A1A"/>
-                <w:sz w:val="20"/>
+                <w:sz w:val="22"/>
                 <w:szCs w:val="20"/>
               </w:rPr>
               <w:t xml:space="preserve">) passes through (2, 6), (4, 12), (6, 18).</w:t>
@@ -2228,7 +2232,7 @@
                 <w:rFonts w:ascii="Avenir Next" w:hAnsi="Avenir Next" w:cs="Avenir Next" w:eastAsia="Avenir Next"/>
                 <w:b/>
                 <w:color w:val="003A70"/>
-                <w:sz w:val="17"/>
+                <w:sz w:val="22"/>
                 <w:szCs w:val="17"/>
               </w:rPr>
               <w:t xml:space="preserve">Hint  </w:t>
@@ -2238,7 +2242,7 @@
                 <w:rFonts w:ascii="Avenir Next" w:hAnsi="Avenir Next" w:cs="Avenir Next" w:eastAsia="Avenir Next"/>
                 <w:i/>
                 <w:color w:val="5A5F66"/>
-                <w:sz w:val="17"/>
+                <w:sz w:val="22"/>
                 <w:szCs w:val="17"/>
               </w:rPr>
               <w:t xml:space="preserve">Two weeks apart: divide the jump by 2.</w:t>
@@ -2258,25 +2262,25 @@
                 <w:rFonts w:ascii="Avenir Next" w:hAnsi="Avenir Next" w:cs="Avenir Next" w:eastAsia="Avenir Next"/>
                 <w:b/>
                 <w:color w:val="003A70"/>
+                <w:sz w:val="22"/>
+                <w:szCs w:val="20"/>
+              </w:rPr>
+              <w:t xml:space="preserve">a.</w:t>
+            </w:r>
+            <w:r>
+              <w:rPr>
+                <w:rFonts w:ascii="Avenir Next" w:hAnsi="Avenir Next" w:cs="Avenir Next" w:eastAsia="Avenir Next"/>
+                <w:color w:val="1A1A1A"/>
                 <w:sz w:val="20"/>
                 <w:szCs w:val="20"/>
               </w:rPr>
-              <w:t xml:space="preserve">a.</w:t>
-            </w:r>
-            <w:r>
-              <w:rPr>
-                <w:rFonts w:ascii="Avenir Next" w:hAnsi="Avenir Next" w:cs="Avenir Next" w:eastAsia="Avenir Next"/>
-                <w:color w:val="1A1A1A"/>
-                <w:sz w:val="20"/>
-                <w:szCs w:val="20"/>
-              </w:rPr>
               <w:tab/>
             </w:r>
             <w:r>
               <w:rPr>
                 <w:rFonts w:ascii="Avenir Next" w:hAnsi="Avenir Next" w:cs="Avenir Next" w:eastAsia="Avenir Next"/>
                 <w:color w:val="1A1A1A"/>
-                <w:sz w:val="20"/>
+                <w:sz w:val="22"/>
                 <w:szCs w:val="20"/>
               </w:rPr>
               <w:t xml:space="preserve">Find the rate of change.</w:t>
@@ -2315,25 +2319,25 @@
                 <w:rFonts w:ascii="Avenir Next" w:hAnsi="Avenir Next" w:cs="Avenir Next" w:eastAsia="Avenir Next"/>
                 <w:b/>
                 <w:color w:val="003A70"/>
+                <w:sz w:val="22"/>
+                <w:szCs w:val="20"/>
+              </w:rPr>
+              <w:t xml:space="preserve">b.</w:t>
+            </w:r>
+            <w:r>
+              <w:rPr>
+                <w:rFonts w:ascii="Avenir Next" w:hAnsi="Avenir Next" w:cs="Avenir Next" w:eastAsia="Avenir Next"/>
+                <w:color w:val="1A1A1A"/>
                 <w:sz w:val="20"/>
                 <w:szCs w:val="20"/>
               </w:rPr>
-              <w:t xml:space="preserve">b.</w:t>
-            </w:r>
-            <w:r>
-              <w:rPr>
-                <w:rFonts w:ascii="Avenir Next" w:hAnsi="Avenir Next" w:cs="Avenir Next" w:eastAsia="Avenir Next"/>
-                <w:color w:val="1A1A1A"/>
-                <w:sz w:val="20"/>
-                <w:szCs w:val="20"/>
-              </w:rPr>
               <w:tab/>
             </w:r>
             <w:r>
               <w:rPr>
                 <w:rFonts w:ascii="Avenir Next" w:hAnsi="Avenir Next" w:cs="Avenir Next" w:eastAsia="Avenir Next"/>
                 <w:color w:val="1A1A1A"/>
-                <w:sz w:val="20"/>
+                <w:sz w:val="22"/>
                 <w:szCs w:val="20"/>
               </w:rPr>
               <w:t xml:space="preserve">Find the height at 11 weeks.</w:t>
@@ -2363,12 +2367,12 @@
     </w:tbl>
     <w:p>
       <w:pPr>
-        <w:spacing w:before="0" w:after="0" w:line="20" w:lineRule="exact"/>
+        <w:spacing w:before="0" w:after="0" w:line="50" w:lineRule="exact"/>
       </w:pPr>
     </w:p>
     <w:p>
       <w:pPr>
-        <w:spacing w:before="0" w:after="0" w:line="20" w:lineRule="exact"/>
+        <w:spacing w:before="0" w:after="0" w:line="50" w:lineRule="exact"/>
       </w:pPr>
     </w:p>
     <w:tbl>
@@ -2452,35 +2456,35 @@
                       <w:rFonts w:ascii="Avenir Next" w:hAnsi="Avenir Next" w:cs="Avenir Next" w:eastAsia="Avenir Next"/>
                       <w:b/>
                       <w:color w:val="1A1A1A"/>
+                      <w:sz w:val="22"/>
+                      <w:szCs w:val="20"/>
+                    </w:rPr>
+                    <w:t xml:space="preserve">6.</w:t>
+                  </w:r>
+                  <w:r>
+                    <w:rPr>
+                      <w:rFonts w:ascii="Avenir Next" w:hAnsi="Avenir Next" w:cs="Avenir Next" w:eastAsia="Avenir Next"/>
+                      <w:color w:val="1A1A1A"/>
                       <w:sz w:val="20"/>
                       <w:szCs w:val="20"/>
                     </w:rPr>
-                    <w:t xml:space="preserve">6.</w:t>
-                  </w:r>
-                  <w:r>
-                    <w:rPr>
-                      <w:rFonts w:ascii="Avenir Next" w:hAnsi="Avenir Next" w:cs="Avenir Next" w:eastAsia="Avenir Next"/>
-                      <w:color w:val="1A1A1A"/>
-                      <w:sz w:val="20"/>
+                    <w:tab/>
+                  </w:r>
+                  <w:r>
+                    <w:rPr>
+                      <w:rFonts w:ascii="Avenir Next" w:hAnsi="Avenir Next" w:cs="Avenir Next" w:eastAsia="Avenir Next"/>
+                      <w:b/>
+                      <w:color w:val="1A1A1A"/>
+                      <w:sz w:val="22"/>
                       <w:szCs w:val="20"/>
                     </w:rPr>
-                    <w:tab/>
-                  </w:r>
-                  <w:r>
-                    <w:rPr>
-                      <w:rFonts w:ascii="Avenir Next" w:hAnsi="Avenir Next" w:cs="Avenir Next" w:eastAsia="Avenir Next"/>
-                      <w:b/>
-                      <w:color w:val="1A1A1A"/>
-                      <w:sz w:val="20"/>
-                      <w:szCs w:val="20"/>
-                    </w:rPr>
                     <w:t xml:space="preserve">Two Pay Graphs.  </w:t>
                   </w:r>
                   <w:r>
                     <w:rPr>
                       <w:rFonts w:ascii="Avenir Next" w:hAnsi="Avenir Next" w:cs="Avenir Next" w:eastAsia="Avenir Next"/>
                       <w:color w:val="1A1A1A"/>
-                      <w:sz w:val="20"/>
+                      <w:sz w:val="22"/>
                       <w:szCs w:val="20"/>
                     </w:rPr>
                     <w:t xml:space="preserve">Job A’s pay graph passes through (1, 8) and (3, 24). Job B’s passes through (1, 5) and (3, 15). Which line is steeper? What does that mean?</w:t>
@@ -2497,7 +2501,7 @@
                       <w:rFonts w:ascii="Avenir Next" w:hAnsi="Avenir Next" w:cs="Avenir Next" w:eastAsia="Avenir Next"/>
                       <w:b/>
                       <w:color w:val="003A70"/>
-                      <w:sz w:val="17"/>
+                      <w:sz w:val="22"/>
                       <w:szCs w:val="17"/>
                     </w:rPr>
                     <w:t xml:space="preserve">Hint  </w:t>
@@ -2507,7 +2511,7 @@
                       <w:rFonts w:ascii="Avenir Next" w:hAnsi="Avenir Next" w:cs="Avenir Next" w:eastAsia="Avenir Next"/>
                       <w:i/>
                       <w:color w:val="5A5F66"/>
-                      <w:sz w:val="17"/>
+                      <w:sz w:val="22"/>
                       <w:szCs w:val="17"/>
                     </w:rPr>
                     <w:t xml:space="preserve">Find the pay for one hour on each line.</w:t>
@@ -2515,7 +2519,7 @@
                 </w:p>
                 <w:p>
                   <w:pPr>
-                    <w:spacing w:before="0" w:after="0" w:line="60" w:lineRule="auto"/>
+                    <w:spacing w:before="0" w:after="0" w:line="50" w:lineRule="exact"/>
                   </w:pPr>
                 </w:p>
                 <w:tbl>
@@ -2584,7 +2588,7 @@
                       <w:rFonts w:ascii="Avenir Next" w:hAnsi="Avenir Next" w:cs="Avenir Next" w:eastAsia="Avenir Next"/>
                       <w:b/>
                       <w:color w:val="1A1A1A"/>
-                      <w:sz w:val="18"/>
+                      <w:sz w:val="22"/>
                       <w:szCs w:val="18"/>
                     </w:rPr>
                     <w:t xml:space="preserve">Steeper</w:t>
@@ -2614,7 +2618,7 @@
                     <w:drawing>
                       <wp:inline distT="0" distB="0" distL="0" distR="0">
                         <wp:extent cx="1371600" cy="1123627"/>
-                        <wp:docPr id="2" name="Figure 2"/>
+                        <wp:docPr id="2" name="Figure 2" descr="Coordinate grid. Horizontal axis Hours: 0 to 4, ticks every 1. Vertical axis Pay ($): 0 to 30, ticks every 3. Points: x: 3; y: 24; label: A, x: 3; y: 15; label: B. Segments: 0, 0, 3, 24, 0, 0, 3, 15."/>
                         <a:graphic xmlns:a="http://schemas.openxmlformats.org/drawingml/2006/main">
                           <a:graphicData uri="http://schemas.openxmlformats.org/drawingml/2006/picture">
                             <pic:pic xmlns:pic="http://schemas.openxmlformats.org/drawingml/2006/picture">
@@ -2649,7 +2653,7 @@
           </w:tbl>
           <w:p>
             <w:pPr>
-              <w:spacing w:before="0" w:after="0" w:line="24" w:lineRule="auto"/>
+              <w:spacing w:before="0" w:after="0" w:line="50" w:lineRule="exact"/>
             </w:pPr>
           </w:p>
         </w:tc>
@@ -2657,12 +2661,12 @@
     </w:tbl>
     <w:p>
       <w:pPr>
-        <w:spacing w:before="0" w:after="0" w:line="20" w:lineRule="exact"/>
+        <w:spacing w:before="0" w:after="0" w:line="50" w:lineRule="exact"/>
       </w:pPr>
     </w:p>
     <w:p>
       <w:pPr>
-        <w:spacing w:before="0" w:after="0" w:line="20" w:lineRule="exact"/>
+        <w:spacing w:before="0" w:after="0" w:line="50" w:lineRule="exact"/>
       </w:pPr>
     </w:p>
     <w:tbl>
@@ -2712,18 +2716,18 @@
                 <w:rFonts w:ascii="Avenir Next" w:hAnsi="Avenir Next" w:cs="Avenir Next" w:eastAsia="Avenir Next"/>
                 <w:b/>
                 <w:color w:val="1A1A1A"/>
+                <w:sz w:val="22"/>
+                <w:szCs w:val="20"/>
+              </w:rPr>
+              <w:t xml:space="preserve">7.</w:t>
+            </w:r>
+            <w:r>
+              <w:rPr>
+                <w:rFonts w:ascii="Avenir Next" w:hAnsi="Avenir Next" w:cs="Avenir Next" w:eastAsia="Avenir Next"/>
+                <w:color w:val="1A1A1A"/>
                 <w:sz w:val="20"/>
                 <w:szCs w:val="20"/>
               </w:rPr>
-              <w:t xml:space="preserve">7.</w:t>
-            </w:r>
-            <w:r>
-              <w:rPr>
-                <w:rFonts w:ascii="Avenir Next" w:hAnsi="Avenir Next" w:cs="Avenir Next" w:eastAsia="Avenir Next"/>
-                <w:color w:val="1A1A1A"/>
-                <w:sz w:val="20"/>
-                <w:szCs w:val="20"/>
-              </w:rPr>
               <w:tab/>
             </w:r>
             <w:r>
@@ -2731,7 +2735,7 @@
                 <w:rFonts w:ascii="Avenir Next" w:hAnsi="Avenir Next" w:cs="Avenir Next" w:eastAsia="Avenir Next"/>
                 <w:b/>
                 <w:color w:val="1A1A1A"/>
-                <w:sz w:val="20"/>
+                <w:sz w:val="22"/>
                 <w:szCs w:val="20"/>
               </w:rPr>
               <w:t xml:space="preserve">Rain Barrel.  </w:t>
@@ -2740,7 +2744,7 @@
               <w:rPr>
                 <w:rFonts w:ascii="Avenir Next" w:hAnsi="Avenir Next" w:cs="Avenir Next" w:eastAsia="Avenir Next"/>
                 <w:color w:val="1A1A1A"/>
-                <w:sz w:val="20"/>
+                <w:sz w:val="22"/>
                 <w:szCs w:val="20"/>
               </w:rPr>
               <w:t xml:space="preserve">A graph of hours (</w:t>
@@ -2750,7 +2754,7 @@
                 <w:rFonts w:ascii="Avenir Next" w:hAnsi="Avenir Next" w:cs="Avenir Next" w:eastAsia="Avenir Next"/>
                 <w:i/>
                 <w:color w:val="1A1A1A"/>
-                <w:sz w:val="20"/>
+                <w:sz w:val="22"/>
                 <w:szCs w:val="20"/>
               </w:rPr>
               <w:t xml:space="preserve">x</w:t>
@@ -2759,7 +2763,7 @@
               <w:rPr>
                 <w:rFonts w:ascii="Avenir Next" w:hAnsi="Avenir Next" w:cs="Avenir Next" w:eastAsia="Avenir Next"/>
                 <w:color w:val="1A1A1A"/>
-                <w:sz w:val="20"/>
+                <w:sz w:val="22"/>
                 <w:szCs w:val="20"/>
               </w:rPr>
               <w:t xml:space="preserve">) and liters (</w:t>
@@ -2769,7 +2773,7 @@
                 <w:rFonts w:ascii="Avenir Next" w:hAnsi="Avenir Next" w:cs="Avenir Next" w:eastAsia="Avenir Next"/>
                 <w:i/>
                 <w:color w:val="1A1A1A"/>
-                <w:sz w:val="20"/>
+                <w:sz w:val="22"/>
                 <w:szCs w:val="20"/>
               </w:rPr>
               <w:t xml:space="preserve">y</w:t>
@@ -2778,7 +2782,7 @@
               <w:rPr>
                 <w:rFonts w:ascii="Avenir Next" w:hAnsi="Avenir Next" w:cs="Avenir Next" w:eastAsia="Avenir Next"/>
                 <w:color w:val="1A1A1A"/>
-                <w:sz w:val="20"/>
+                <w:sz w:val="22"/>
                 <w:szCs w:val="20"/>
               </w:rPr>
               <w:t xml:space="preserve">) passes through (3, 60), (5, 100), (8, 160).</w:t>
@@ -2795,7 +2799,7 @@
                 <w:rFonts w:ascii="Avenir Next" w:hAnsi="Avenir Next" w:cs="Avenir Next" w:eastAsia="Avenir Next"/>
                 <w:b/>
                 <w:color w:val="003A70"/>
-                <w:sz w:val="17"/>
+                <w:sz w:val="22"/>
                 <w:szCs w:val="17"/>
               </w:rPr>
               <w:t xml:space="preserve">Hint  </w:t>
@@ -2805,7 +2809,7 @@
                 <w:rFonts w:ascii="Avenir Next" w:hAnsi="Avenir Next" w:cs="Avenir Next" w:eastAsia="Avenir Next"/>
                 <w:i/>
                 <w:color w:val="5A5F66"/>
-                <w:sz w:val="17"/>
+                <w:sz w:val="22"/>
                 <w:szCs w:val="17"/>
               </w:rPr>
               <w:t xml:space="preserve">Find the amount for 1 hour first.</w:t>
@@ -2825,25 +2829,25 @@
                 <w:rFonts w:ascii="Avenir Next" w:hAnsi="Avenir Next" w:cs="Avenir Next" w:eastAsia="Avenir Next"/>
                 <w:b/>
                 <w:color w:val="003A70"/>
+                <w:sz w:val="22"/>
+                <w:szCs w:val="20"/>
+              </w:rPr>
+              <w:t xml:space="preserve">a.</w:t>
+            </w:r>
+            <w:r>
+              <w:rPr>
+                <w:rFonts w:ascii="Avenir Next" w:hAnsi="Avenir Next" w:cs="Avenir Next" w:eastAsia="Avenir Next"/>
+                <w:color w:val="1A1A1A"/>
                 <w:sz w:val="20"/>
                 <w:szCs w:val="20"/>
               </w:rPr>
-              <w:t xml:space="preserve">a.</w:t>
-            </w:r>
-            <w:r>
-              <w:rPr>
-                <w:rFonts w:ascii="Avenir Next" w:hAnsi="Avenir Next" w:cs="Avenir Next" w:eastAsia="Avenir Next"/>
-                <w:color w:val="1A1A1A"/>
-                <w:sz w:val="20"/>
-                <w:szCs w:val="20"/>
-              </w:rPr>
               <w:tab/>
             </w:r>
             <w:r>
               <w:rPr>
                 <w:rFonts w:ascii="Avenir Next" w:hAnsi="Avenir Next" w:cs="Avenir Next" w:eastAsia="Avenir Next"/>
                 <w:color w:val="1A1A1A"/>
-                <w:sz w:val="20"/>
+                <w:sz w:val="22"/>
                 <w:szCs w:val="20"/>
               </w:rPr>
               <w:t xml:space="preserve">Find the unit rate.</w:t>
@@ -2882,25 +2886,25 @@
                 <w:rFonts w:ascii="Avenir Next" w:hAnsi="Avenir Next" w:cs="Avenir Next" w:eastAsia="Avenir Next"/>
                 <w:b/>
                 <w:color w:val="003A70"/>
+                <w:sz w:val="22"/>
+                <w:szCs w:val="20"/>
+              </w:rPr>
+              <w:t xml:space="preserve">b.</w:t>
+            </w:r>
+            <w:r>
+              <w:rPr>
+                <w:rFonts w:ascii="Avenir Next" w:hAnsi="Avenir Next" w:cs="Avenir Next" w:eastAsia="Avenir Next"/>
+                <w:color w:val="1A1A1A"/>
                 <w:sz w:val="20"/>
                 <w:szCs w:val="20"/>
               </w:rPr>
-              <w:t xml:space="preserve">b.</w:t>
-            </w:r>
-            <w:r>
-              <w:rPr>
-                <w:rFonts w:ascii="Avenir Next" w:hAnsi="Avenir Next" w:cs="Avenir Next" w:eastAsia="Avenir Next"/>
-                <w:color w:val="1A1A1A"/>
-                <w:sz w:val="20"/>
-                <w:szCs w:val="20"/>
-              </w:rPr>
               <w:tab/>
             </w:r>
             <w:r>
               <w:rPr>
                 <w:rFonts w:ascii="Avenir Next" w:hAnsi="Avenir Next" w:cs="Avenir Next" w:eastAsia="Avenir Next"/>
                 <w:color w:val="1A1A1A"/>
-                <w:sz w:val="20"/>
+                <w:sz w:val="22"/>
                 <w:szCs w:val="20"/>
               </w:rPr>
               <w:t xml:space="preserve">Write the ordered pair for 12 hours.</w:t>
@@ -2930,12 +2934,12 @@
     </w:tbl>
     <w:p>
       <w:pPr>
-        <w:spacing w:before="0" w:after="0" w:line="20" w:lineRule="exact"/>
+        <w:spacing w:before="0" w:after="0" w:line="50" w:lineRule="exact"/>
       </w:pPr>
     </w:p>
     <w:p>
       <w:pPr>
-        <w:spacing w:before="0" w:after="0" w:line="20" w:lineRule="exact"/>
+        <w:spacing w:before="0" w:after="0" w:line="50" w:lineRule="exact"/>
       </w:pPr>
     </w:p>
     <w:tbl>
@@ -2985,18 +2989,18 @@
                 <w:rFonts w:ascii="Avenir Next" w:hAnsi="Avenir Next" w:cs="Avenir Next" w:eastAsia="Avenir Next"/>
                 <w:b/>
                 <w:color w:val="1A1A1A"/>
+                <w:sz w:val="22"/>
+                <w:szCs w:val="20"/>
+              </w:rPr>
+              <w:t xml:space="preserve">8.</w:t>
+            </w:r>
+            <w:r>
+              <w:rPr>
+                <w:rFonts w:ascii="Avenir Next" w:hAnsi="Avenir Next" w:cs="Avenir Next" w:eastAsia="Avenir Next"/>
+                <w:color w:val="1A1A1A"/>
                 <w:sz w:val="20"/>
                 <w:szCs w:val="20"/>
               </w:rPr>
-              <w:t xml:space="preserve">8.</w:t>
-            </w:r>
-            <w:r>
-              <w:rPr>
-                <w:rFonts w:ascii="Avenir Next" w:hAnsi="Avenir Next" w:cs="Avenir Next" w:eastAsia="Avenir Next"/>
-                <w:color w:val="1A1A1A"/>
-                <w:sz w:val="20"/>
-                <w:szCs w:val="20"/>
-              </w:rPr>
               <w:tab/>
             </w:r>
             <w:r>
@@ -3004,7 +3008,7 @@
                 <w:rFonts w:ascii="Avenir Next" w:hAnsi="Avenir Next" w:cs="Avenir Next" w:eastAsia="Avenir Next"/>
                 <w:b/>
                 <w:color w:val="1A1A1A"/>
-                <w:sz w:val="20"/>
+                <w:sz w:val="22"/>
                 <w:szCs w:val="20"/>
               </w:rPr>
               <w:t xml:space="preserve">Cookie Boxes.  </w:t>
@@ -3013,7 +3017,7 @@
               <w:rPr>
                 <w:rFonts w:ascii="Avenir Next" w:hAnsi="Avenir Next" w:cs="Avenir Next" w:eastAsia="Avenir Next"/>
                 <w:color w:val="1A1A1A"/>
-                <w:sz w:val="20"/>
+                <w:sz w:val="22"/>
                 <w:szCs w:val="20"/>
               </w:rPr>
               <w:t xml:space="preserve">A bake-sale graph shows boxes sold (</w:t>
@@ -3023,7 +3027,7 @@
                 <w:rFonts w:ascii="Avenir Next" w:hAnsi="Avenir Next" w:cs="Avenir Next" w:eastAsia="Avenir Next"/>
                 <w:i/>
                 <w:color w:val="1A1A1A"/>
-                <w:sz w:val="20"/>
+                <w:sz w:val="22"/>
                 <w:szCs w:val="20"/>
               </w:rPr>
               <w:t xml:space="preserve">x</w:t>
@@ -3032,7 +3036,7 @@
               <w:rPr>
                 <w:rFonts w:ascii="Avenir Next" w:hAnsi="Avenir Next" w:cs="Avenir Next" w:eastAsia="Avenir Next"/>
                 <w:color w:val="1A1A1A"/>
-                <w:sz w:val="20"/>
+                <w:sz w:val="22"/>
                 <w:szCs w:val="20"/>
               </w:rPr>
               <w:t xml:space="preserve">) and dollars raised (</w:t>
@@ -3042,7 +3046,7 @@
                 <w:rFonts w:ascii="Avenir Next" w:hAnsi="Avenir Next" w:cs="Avenir Next" w:eastAsia="Avenir Next"/>
                 <w:i/>
                 <w:color w:val="1A1A1A"/>
-                <w:sz w:val="20"/>
+                <w:sz w:val="22"/>
                 <w:szCs w:val="20"/>
               </w:rPr>
               <w:t xml:space="preserve">y</w:t>
@@ -3051,7 +3055,7 @@
               <w:rPr>
                 <w:rFonts w:ascii="Avenir Next" w:hAnsi="Avenir Next" w:cs="Avenir Next" w:eastAsia="Avenir Next"/>
                 <w:color w:val="1A1A1A"/>
-                <w:sz w:val="20"/>
+                <w:sz w:val="22"/>
                 <w:szCs w:val="20"/>
               </w:rPr>
               <w:t xml:space="preserve">). It passes through (4, 36) and (6, 54). Lena says (4, 36) means the club raises $36 for each box. Explain the mistake. How much is raised for each box?</w:t>
@@ -3059,7 +3063,7 @@
           </w:p>
           <w:p>
             <w:pPr>
-              <w:spacing w:before="0" w:after="0" w:line="60" w:lineRule="auto"/>
+              <w:spacing w:before="0" w:after="0" w:line="50" w:lineRule="exact"/>
             </w:pPr>
           </w:p>
           <w:tbl>
@@ -3128,7 +3132,7 @@
                 <w:rFonts w:ascii="Avenir Next" w:hAnsi="Avenir Next" w:cs="Avenir Next" w:eastAsia="Avenir Next"/>
                 <w:b/>
                 <w:color w:val="1A1A1A"/>
-                <w:sz w:val="18"/>
+                <w:sz w:val="22"/>
                 <w:szCs w:val="18"/>
               </w:rPr>
               <w:t xml:space="preserve">$ per box</w:t>
@@ -3148,11 +3152,12 @@
     </w:tbl>
     <w:p>
       <w:pPr>
-        <w:spacing w:before="0" w:after="0" w:line="20" w:lineRule="exact"/>
+        <w:spacing w:before="0" w:after="0" w:line="50" w:lineRule="exact"/>
       </w:pPr>
     </w:p>
     <w:p>
       <w:pPr>
+        <w:pStyle w:val="Heading2"/>
         <w:keepNext/>
         <w:pBdr>
           <w:bottom w:val="single" w:sz="8" w:space="3" w:color="003A70"/>
@@ -3168,7 +3173,7 @@
           <w:b/>
           <w:color w:val="003A70"/>
           <w:spacing w:val="14"/>
-          <w:sz w:val="19"/>
+          <w:sz w:val="22"/>
           <w:szCs w:val="19"/>
         </w:rPr>
         <w:t xml:space="preserve">FIND THE ERROR</w:t>
@@ -3187,7 +3192,7 @@
           <w:rFonts w:ascii="Avenir Next" w:hAnsi="Avenir Next" w:cs="Avenir Next" w:eastAsia="Avenir Next"/>
           <w:i/>
           <w:color w:val="5A5F66"/>
-          <w:sz w:val="17"/>
+          <w:sz w:val="22"/>
           <w:szCs w:val="17"/>
         </w:rPr>
         <w:t xml:space="preserve">explain the mistake, then fix it</w:t>
@@ -3195,7 +3200,7 @@
     </w:p>
     <w:p>
       <w:pPr>
-        <w:spacing w:before="0" w:after="0" w:line="20" w:lineRule="exact"/>
+        <w:spacing w:before="0" w:after="0" w:line="50" w:lineRule="exact"/>
       </w:pPr>
     </w:p>
     <w:tbl>
@@ -3245,18 +3250,18 @@
                 <w:rFonts w:ascii="Avenir Next" w:hAnsi="Avenir Next" w:cs="Avenir Next" w:eastAsia="Avenir Next"/>
                 <w:b/>
                 <w:color w:val="1A1A1A"/>
+                <w:sz w:val="22"/>
+                <w:szCs w:val="20"/>
+              </w:rPr>
+              <w:t xml:space="preserve">9.</w:t>
+            </w:r>
+            <w:r>
+              <w:rPr>
+                <w:rFonts w:ascii="Avenir Next" w:hAnsi="Avenir Next" w:cs="Avenir Next" w:eastAsia="Avenir Next"/>
+                <w:color w:val="1A1A1A"/>
                 <w:sz w:val="20"/>
                 <w:szCs w:val="20"/>
               </w:rPr>
-              <w:t xml:space="preserve">9.</w:t>
-            </w:r>
-            <w:r>
-              <w:rPr>
-                <w:rFonts w:ascii="Avenir Next" w:hAnsi="Avenir Next" w:cs="Avenir Next" w:eastAsia="Avenir Next"/>
-                <w:color w:val="1A1A1A"/>
-                <w:sz w:val="20"/>
-                <w:szCs w:val="20"/>
-              </w:rPr>
               <w:tab/>
             </w:r>
             <w:r>
@@ -3264,7 +3269,7 @@
                 <w:rFonts w:ascii="Avenir Next" w:hAnsi="Avenir Next" w:cs="Avenir Next" w:eastAsia="Avenir Next"/>
                 <w:b/>
                 <w:color w:val="1A1A1A"/>
-                <w:sz w:val="20"/>
+                <w:sz w:val="22"/>
                 <w:szCs w:val="20"/>
               </w:rPr>
               <w:t xml:space="preserve">Amir’s Work.  </w:t>
@@ -3273,7 +3278,7 @@
               <w:rPr>
                 <w:rFonts w:ascii="Avenir Next" w:hAnsi="Avenir Next" w:cs="Avenir Next" w:eastAsia="Avenir Next"/>
                 <w:color w:val="1A1A1A"/>
-                <w:sz w:val="20"/>
+                <w:sz w:val="22"/>
                 <w:szCs w:val="20"/>
               </w:rPr>
               <w:t xml:space="preserve">A jogging graph shows minutes (</w:t>
@@ -3283,7 +3288,7 @@
                 <w:rFonts w:ascii="Avenir Next" w:hAnsi="Avenir Next" w:cs="Avenir Next" w:eastAsia="Avenir Next"/>
                 <w:i/>
                 <w:color w:val="1A1A1A"/>
-                <w:sz w:val="20"/>
+                <w:sz w:val="22"/>
                 <w:szCs w:val="20"/>
               </w:rPr>
               <w:t xml:space="preserve">x</w:t>
@@ -3292,7 +3297,7 @@
               <w:rPr>
                 <w:rFonts w:ascii="Avenir Next" w:hAnsi="Avenir Next" w:cs="Avenir Next" w:eastAsia="Avenir Next"/>
                 <w:color w:val="1A1A1A"/>
-                <w:sz w:val="20"/>
+                <w:sz w:val="22"/>
                 <w:szCs w:val="20"/>
               </w:rPr>
               <w:t xml:space="preserve">) and meters (</w:t>
@@ -3302,7 +3307,7 @@
                 <w:rFonts w:ascii="Avenir Next" w:hAnsi="Avenir Next" w:cs="Avenir Next" w:eastAsia="Avenir Next"/>
                 <w:i/>
                 <w:color w:val="1A1A1A"/>
-                <w:sz w:val="20"/>
+                <w:sz w:val="22"/>
                 <w:szCs w:val="20"/>
               </w:rPr>
               <w:t xml:space="preserve">y</w:t>
@@ -3311,7 +3316,7 @@
               <w:rPr>
                 <w:rFonts w:ascii="Avenir Next" w:hAnsi="Avenir Next" w:cs="Avenir Next" w:eastAsia="Avenir Next"/>
                 <w:color w:val="1A1A1A"/>
-                <w:sz w:val="20"/>
+                <w:sz w:val="22"/>
                 <w:szCs w:val="20"/>
               </w:rPr>
               <w:t xml:space="preserve">). It passes through (3, 120) and (6, 240). Amir said the jogger runs 120 meters each minute. Explain his mistake and find the rate.</w:t>
@@ -3357,7 +3362,7 @@
                 </w:tcPr>
                 <w:p>
                   <w:pPr>
-                    <w:spacing w:before="0" w:after="0" w:line="240" w:lineRule="auto"/>
+                    <w:spacing w:before="0" w:after="0" w:line="50" w:lineRule="exact"/>
                   </w:pPr>
                 </w:p>
               </w:tc>
@@ -3377,7 +3382,7 @@
                 </w:tcPr>
                 <w:p>
                   <w:pPr>
-                    <w:spacing w:before="0" w:after="0" w:line="240" w:lineRule="auto"/>
+                    <w:spacing w:before="0" w:after="0" w:line="50" w:lineRule="exact"/>
                   </w:pPr>
                 </w:p>
               </w:tc>
@@ -3397,7 +3402,7 @@
                 </w:tcPr>
                 <w:p>
                   <w:pPr>
-                    <w:spacing w:before="0" w:after="0" w:line="240" w:lineRule="auto"/>
+                    <w:spacing w:before="0" w:after="0" w:line="50" w:lineRule="exact"/>
                   </w:pPr>
                 </w:p>
               </w:tc>
@@ -3405,7 +3410,7 @@
           </w:tbl>
           <w:p>
             <w:pPr>
-              <w:spacing w:before="0" w:after="0" w:line="24" w:lineRule="auto"/>
+              <w:spacing w:before="0" w:after="0" w:line="50" w:lineRule="exact"/>
             </w:pPr>
           </w:p>
         </w:tc>
@@ -3413,11 +3418,12 @@
     </w:tbl>
     <w:p>
       <w:pPr>
-        <w:spacing w:before="0" w:after="0" w:line="20" w:lineRule="exact"/>
+        <w:spacing w:before="0" w:after="0" w:line="50" w:lineRule="exact"/>
       </w:pPr>
     </w:p>
     <w:p>
       <w:pPr>
+        <w:pStyle w:val="Heading2"/>
         <w:keepNext/>
         <w:pBdr>
           <w:bottom w:val="single" w:sz="8" w:space="3" w:color="003A70"/>
@@ -3433,7 +3439,7 @@
           <w:b/>
           <w:color w:val="003A70"/>
           <w:spacing w:val="14"/>
-          <w:sz w:val="19"/>
+          <w:sz w:val="22"/>
           <w:szCs w:val="19"/>
         </w:rPr>
         <w:t xml:space="preserve">TEST PRACTICE</w:t>
@@ -3452,7 +3458,7 @@
           <w:rFonts w:ascii="Avenir Next" w:hAnsi="Avenir Next" w:cs="Avenir Next" w:eastAsia="Avenir Next"/>
           <w:i/>
           <w:color w:val="5A5F66"/>
-          <w:sz w:val="17"/>
+          <w:sz w:val="22"/>
           <w:szCs w:val="17"/>
         </w:rPr>
         <w:t xml:space="preserve">choose the best answer</w:t>
@@ -3460,7 +3466,7 @@
     </w:p>
     <w:p>
       <w:pPr>
-        <w:spacing w:before="0" w:after="0" w:line="20" w:lineRule="exact"/>
+        <w:spacing w:before="0" w:after="0" w:line="50" w:lineRule="exact"/>
       </w:pPr>
     </w:p>
     <w:tbl>
@@ -3510,25 +3516,25 @@
                 <w:rFonts w:ascii="Avenir Next" w:hAnsi="Avenir Next" w:cs="Avenir Next" w:eastAsia="Avenir Next"/>
                 <w:b/>
                 <w:color w:val="1A1A1A"/>
+                <w:sz w:val="22"/>
+                <w:szCs w:val="20"/>
+              </w:rPr>
+              <w:t xml:space="preserve">10.</w:t>
+            </w:r>
+            <w:r>
+              <w:rPr>
+                <w:rFonts w:ascii="Avenir Next" w:hAnsi="Avenir Next" w:cs="Avenir Next" w:eastAsia="Avenir Next"/>
+                <w:color w:val="1A1A1A"/>
                 <w:sz w:val="20"/>
                 <w:szCs w:val="20"/>
               </w:rPr>
-              <w:t xml:space="preserve">10.</w:t>
-            </w:r>
-            <w:r>
-              <w:rPr>
-                <w:rFonts w:ascii="Avenir Next" w:hAnsi="Avenir Next" w:cs="Avenir Next" w:eastAsia="Avenir Next"/>
-                <w:color w:val="1A1A1A"/>
-                <w:sz w:val="20"/>
-                <w:szCs w:val="20"/>
-              </w:rPr>
               <w:tab/>
             </w:r>
             <w:r>
               <w:rPr>
                 <w:rFonts w:ascii="Avenir Next" w:hAnsi="Avenir Next" w:cs="Avenir Next" w:eastAsia="Avenir Next"/>
                 <w:color w:val="1A1A1A"/>
-                <w:sz w:val="20"/>
+                <w:sz w:val="22"/>
                 <w:szCs w:val="20"/>
               </w:rPr>
               <w:t xml:space="preserve">A graph through (1, 7) and (2, 14) shows a rate of —</w:t>
@@ -3584,25 +3590,25 @@
                       <w:rFonts w:ascii="Avenir Next" w:hAnsi="Avenir Next" w:cs="Avenir Next" w:eastAsia="Avenir Next"/>
                       <w:b/>
                       <w:color w:val="003A70"/>
+                      <w:sz w:val="22"/>
+                      <w:szCs w:val="19"/>
+                    </w:rPr>
+                    <w:t xml:space="preserve">A</w:t>
+                  </w:r>
+                  <w:r>
+                    <w:rPr>
+                      <w:rFonts w:ascii="Avenir Next" w:hAnsi="Avenir Next" w:cs="Avenir Next" w:eastAsia="Avenir Next"/>
+                      <w:color w:val="1A1A1A"/>
                       <w:sz w:val="19"/>
                       <w:szCs w:val="19"/>
                     </w:rPr>
-                    <w:t xml:space="preserve">A</w:t>
-                  </w:r>
-                  <w:r>
-                    <w:rPr>
-                      <w:rFonts w:ascii="Avenir Next" w:hAnsi="Avenir Next" w:cs="Avenir Next" w:eastAsia="Avenir Next"/>
-                      <w:color w:val="1A1A1A"/>
-                      <w:sz w:val="19"/>
-                      <w:szCs w:val="19"/>
-                    </w:rPr>
                     <w:tab/>
                   </w:r>
                   <w:r>
                     <w:rPr>
                       <w:rFonts w:ascii="Avenir Next" w:hAnsi="Avenir Next" w:cs="Avenir Next" w:eastAsia="Avenir Next"/>
                       <w:color w:val="1A1A1A"/>
-                      <w:sz w:val="19"/>
+                      <w:sz w:val="22"/>
                       <w:szCs w:val="19"/>
                     </w:rPr>
                     <w:t xml:space="preserve">14 per unit</w:t>
@@ -3627,25 +3633,25 @@
                       <w:rFonts w:ascii="Avenir Next" w:hAnsi="Avenir Next" w:cs="Avenir Next" w:eastAsia="Avenir Next"/>
                       <w:b/>
                       <w:color w:val="003A70"/>
+                      <w:sz w:val="22"/>
+                      <w:szCs w:val="19"/>
+                    </w:rPr>
+                    <w:t xml:space="preserve">B</w:t>
+                  </w:r>
+                  <w:r>
+                    <w:rPr>
+                      <w:rFonts w:ascii="Avenir Next" w:hAnsi="Avenir Next" w:cs="Avenir Next" w:eastAsia="Avenir Next"/>
+                      <w:color w:val="1A1A1A"/>
                       <w:sz w:val="19"/>
                       <w:szCs w:val="19"/>
                     </w:rPr>
-                    <w:t xml:space="preserve">B</w:t>
-                  </w:r>
-                  <w:r>
-                    <w:rPr>
-                      <w:rFonts w:ascii="Avenir Next" w:hAnsi="Avenir Next" w:cs="Avenir Next" w:eastAsia="Avenir Next"/>
-                      <w:color w:val="1A1A1A"/>
-                      <w:sz w:val="19"/>
-                      <w:szCs w:val="19"/>
-                    </w:rPr>
                     <w:tab/>
                   </w:r>
                   <w:r>
                     <w:rPr>
                       <w:rFonts w:ascii="Avenir Next" w:hAnsi="Avenir Next" w:cs="Avenir Next" w:eastAsia="Avenir Next"/>
                       <w:color w:val="1A1A1A"/>
-                      <w:sz w:val="19"/>
+                      <w:sz w:val="22"/>
                       <w:szCs w:val="19"/>
                     </w:rPr>
                     <w:t xml:space="preserve">2 per unit</w:t>
@@ -3670,25 +3676,25 @@
                       <w:rFonts w:ascii="Avenir Next" w:hAnsi="Avenir Next" w:cs="Avenir Next" w:eastAsia="Avenir Next"/>
                       <w:b/>
                       <w:color w:val="003A70"/>
+                      <w:sz w:val="22"/>
+                      <w:szCs w:val="19"/>
+                    </w:rPr>
+                    <w:t xml:space="preserve">C</w:t>
+                  </w:r>
+                  <w:r>
+                    <w:rPr>
+                      <w:rFonts w:ascii="Avenir Next" w:hAnsi="Avenir Next" w:cs="Avenir Next" w:eastAsia="Avenir Next"/>
+                      <w:color w:val="1A1A1A"/>
                       <w:sz w:val="19"/>
                       <w:szCs w:val="19"/>
                     </w:rPr>
-                    <w:t xml:space="preserve">C</w:t>
-                  </w:r>
-                  <w:r>
-                    <w:rPr>
-                      <w:rFonts w:ascii="Avenir Next" w:hAnsi="Avenir Next" w:cs="Avenir Next" w:eastAsia="Avenir Next"/>
-                      <w:color w:val="1A1A1A"/>
-                      <w:sz w:val="19"/>
-                      <w:szCs w:val="19"/>
-                    </w:rPr>
                     <w:tab/>
                   </w:r>
                   <w:r>
                     <w:rPr>
                       <w:rFonts w:ascii="Avenir Next" w:hAnsi="Avenir Next" w:cs="Avenir Next" w:eastAsia="Avenir Next"/>
                       <w:color w:val="1A1A1A"/>
-                      <w:sz w:val="19"/>
+                      <w:sz w:val="22"/>
                       <w:szCs w:val="19"/>
                     </w:rPr>
                     <w:t xml:space="preserve">7 per unit</w:t>
@@ -3713,25 +3719,25 @@
                       <w:rFonts w:ascii="Avenir Next" w:hAnsi="Avenir Next" w:cs="Avenir Next" w:eastAsia="Avenir Next"/>
                       <w:b/>
                       <w:color w:val="003A70"/>
+                      <w:sz w:val="22"/>
+                      <w:szCs w:val="19"/>
+                    </w:rPr>
+                    <w:t xml:space="preserve">D</w:t>
+                  </w:r>
+                  <w:r>
+                    <w:rPr>
+                      <w:rFonts w:ascii="Avenir Next" w:hAnsi="Avenir Next" w:cs="Avenir Next" w:eastAsia="Avenir Next"/>
+                      <w:color w:val="1A1A1A"/>
                       <w:sz w:val="19"/>
                       <w:szCs w:val="19"/>
                     </w:rPr>
-                    <w:t xml:space="preserve">D</w:t>
-                  </w:r>
-                  <w:r>
-                    <w:rPr>
-                      <w:rFonts w:ascii="Avenir Next" w:hAnsi="Avenir Next" w:cs="Avenir Next" w:eastAsia="Avenir Next"/>
-                      <w:color w:val="1A1A1A"/>
-                      <w:sz w:val="19"/>
-                      <w:szCs w:val="19"/>
-                    </w:rPr>
                     <w:tab/>
                   </w:r>
                   <w:r>
                     <w:rPr>
                       <w:rFonts w:ascii="Avenir Next" w:hAnsi="Avenir Next" w:cs="Avenir Next" w:eastAsia="Avenir Next"/>
                       <w:color w:val="1A1A1A"/>
-                      <w:sz w:val="19"/>
+                      <w:sz w:val="22"/>
                       <w:szCs w:val="19"/>
                     </w:rPr>
                     <w:t xml:space="preserve">21 per unit</w:t>
@@ -3742,7 +3748,7 @@
           </w:tbl>
           <w:p>
             <w:pPr>
-              <w:spacing w:before="0" w:after="0" w:line="24" w:lineRule="auto"/>
+              <w:spacing w:before="0" w:after="0" w:line="50" w:lineRule="exact"/>
             </w:pPr>
           </w:p>
         </w:tc>
@@ -3750,12 +3756,12 @@
     </w:tbl>
     <w:p>
       <w:pPr>
-        <w:spacing w:before="0" w:after="0" w:line="20" w:lineRule="exact"/>
+        <w:spacing w:before="0" w:after="0" w:line="50" w:lineRule="exact"/>
       </w:pPr>
     </w:p>
     <w:p>
       <w:pPr>
-        <w:spacing w:before="0" w:after="0" w:line="20" w:lineRule="exact"/>
+        <w:spacing w:before="0" w:after="0" w:line="50" w:lineRule="exact"/>
       </w:pPr>
     </w:p>
     <w:tbl>
@@ -3805,25 +3811,25 @@
                 <w:rFonts w:ascii="Avenir Next" w:hAnsi="Avenir Next" w:cs="Avenir Next" w:eastAsia="Avenir Next"/>
                 <w:b/>
                 <w:color w:val="1A1A1A"/>
+                <w:sz w:val="22"/>
+                <w:szCs w:val="20"/>
+              </w:rPr>
+              <w:t xml:space="preserve">11.</w:t>
+            </w:r>
+            <w:r>
+              <w:rPr>
+                <w:rFonts w:ascii="Avenir Next" w:hAnsi="Avenir Next" w:cs="Avenir Next" w:eastAsia="Avenir Next"/>
+                <w:color w:val="1A1A1A"/>
                 <w:sz w:val="20"/>
                 <w:szCs w:val="20"/>
               </w:rPr>
-              <w:t xml:space="preserve">11.</w:t>
-            </w:r>
-            <w:r>
-              <w:rPr>
-                <w:rFonts w:ascii="Avenir Next" w:hAnsi="Avenir Next" w:cs="Avenir Next" w:eastAsia="Avenir Next"/>
-                <w:color w:val="1A1A1A"/>
-                <w:sz w:val="20"/>
-                <w:szCs w:val="20"/>
-              </w:rPr>
               <w:tab/>
             </w:r>
             <w:r>
               <w:rPr>
                 <w:rFonts w:ascii="Avenir Next" w:hAnsi="Avenir Next" w:cs="Avenir Next" w:eastAsia="Avenir Next"/>
                 <w:color w:val="1A1A1A"/>
-                <w:sz w:val="20"/>
+                <w:sz w:val="22"/>
                 <w:szCs w:val="20"/>
               </w:rPr>
               <w:t xml:space="preserve">With the same scales, Line P is steeper than Line Q. This means —</w:t>
@@ -3877,25 +3883,25 @@
                       <w:rFonts w:ascii="Avenir Next" w:hAnsi="Avenir Next" w:cs="Avenir Next" w:eastAsia="Avenir Next"/>
                       <w:b/>
                       <w:color w:val="003A70"/>
+                      <w:sz w:val="22"/>
+                      <w:szCs w:val="19"/>
+                    </w:rPr>
+                    <w:t xml:space="preserve">A</w:t>
+                  </w:r>
+                  <w:r>
+                    <w:rPr>
+                      <w:rFonts w:ascii="Avenir Next" w:hAnsi="Avenir Next" w:cs="Avenir Next" w:eastAsia="Avenir Next"/>
+                      <w:color w:val="1A1A1A"/>
                       <w:sz w:val="19"/>
                       <w:szCs w:val="19"/>
                     </w:rPr>
-                    <w:t xml:space="preserve">A</w:t>
-                  </w:r>
-                  <w:r>
-                    <w:rPr>
-                      <w:rFonts w:ascii="Avenir Next" w:hAnsi="Avenir Next" w:cs="Avenir Next" w:eastAsia="Avenir Next"/>
-                      <w:color w:val="1A1A1A"/>
-                      <w:sz w:val="19"/>
-                      <w:szCs w:val="19"/>
-                    </w:rPr>
                     <w:tab/>
                   </w:r>
                   <w:r>
                     <w:rPr>
                       <w:rFonts w:ascii="Avenir Next" w:hAnsi="Avenir Next" w:cs="Avenir Next" w:eastAsia="Avenir Next"/>
                       <w:color w:val="1A1A1A"/>
-                      <w:sz w:val="19"/>
+                      <w:sz w:val="22"/>
                       <w:szCs w:val="19"/>
                     </w:rPr>
                     <w:t xml:space="preserve">P has a smaller rate</w:t>
@@ -3920,25 +3926,25 @@
                       <w:rFonts w:ascii="Avenir Next" w:hAnsi="Avenir Next" w:cs="Avenir Next" w:eastAsia="Avenir Next"/>
                       <w:b/>
                       <w:color w:val="003A70"/>
+                      <w:sz w:val="22"/>
+                      <w:szCs w:val="19"/>
+                    </w:rPr>
+                    <w:t xml:space="preserve">B</w:t>
+                  </w:r>
+                  <w:r>
+                    <w:rPr>
+                      <w:rFonts w:ascii="Avenir Next" w:hAnsi="Avenir Next" w:cs="Avenir Next" w:eastAsia="Avenir Next"/>
+                      <w:color w:val="1A1A1A"/>
                       <w:sz w:val="19"/>
                       <w:szCs w:val="19"/>
                     </w:rPr>
-                    <w:t xml:space="preserve">B</w:t>
-                  </w:r>
-                  <w:r>
-                    <w:rPr>
-                      <w:rFonts w:ascii="Avenir Next" w:hAnsi="Avenir Next" w:cs="Avenir Next" w:eastAsia="Avenir Next"/>
-                      <w:color w:val="1A1A1A"/>
-                      <w:sz w:val="19"/>
-                      <w:szCs w:val="19"/>
-                    </w:rPr>
                     <w:tab/>
                   </w:r>
                   <w:r>
                     <w:rPr>
                       <w:rFonts w:ascii="Avenir Next" w:hAnsi="Avenir Next" w:cs="Avenir Next" w:eastAsia="Avenir Next"/>
                       <w:color w:val="1A1A1A"/>
-                      <w:sz w:val="19"/>
+                      <w:sz w:val="22"/>
                       <w:szCs w:val="19"/>
                     </w:rPr>
                     <w:t xml:space="preserve">P has a greater rate</w:t>
@@ -3968,25 +3974,25 @@
                       <w:rFonts w:ascii="Avenir Next" w:hAnsi="Avenir Next" w:cs="Avenir Next" w:eastAsia="Avenir Next"/>
                       <w:b/>
                       <w:color w:val="003A70"/>
+                      <w:sz w:val="22"/>
+                      <w:szCs w:val="19"/>
+                    </w:rPr>
+                    <w:t xml:space="preserve">C</w:t>
+                  </w:r>
+                  <w:r>
+                    <w:rPr>
+                      <w:rFonts w:ascii="Avenir Next" w:hAnsi="Avenir Next" w:cs="Avenir Next" w:eastAsia="Avenir Next"/>
+                      <w:color w:val="1A1A1A"/>
                       <w:sz w:val="19"/>
                       <w:szCs w:val="19"/>
                     </w:rPr>
-                    <w:t xml:space="preserve">C</w:t>
-                  </w:r>
-                  <w:r>
-                    <w:rPr>
-                      <w:rFonts w:ascii="Avenir Next" w:hAnsi="Avenir Next" w:cs="Avenir Next" w:eastAsia="Avenir Next"/>
-                      <w:color w:val="1A1A1A"/>
-                      <w:sz w:val="19"/>
-                      <w:szCs w:val="19"/>
-                    </w:rPr>
                     <w:tab/>
                   </w:r>
                   <w:r>
                     <w:rPr>
                       <w:rFonts w:ascii="Avenir Next" w:hAnsi="Avenir Next" w:cs="Avenir Next" w:eastAsia="Avenir Next"/>
                       <w:color w:val="1A1A1A"/>
-                      <w:sz w:val="19"/>
+                      <w:sz w:val="22"/>
                       <w:szCs w:val="19"/>
                     </w:rPr>
                     <w:t xml:space="preserve">P starts higher</w:t>
@@ -4011,25 +4017,25 @@
                       <w:rFonts w:ascii="Avenir Next" w:hAnsi="Avenir Next" w:cs="Avenir Next" w:eastAsia="Avenir Next"/>
                       <w:b/>
                       <w:color w:val="003A70"/>
+                      <w:sz w:val="22"/>
+                      <w:szCs w:val="19"/>
+                    </w:rPr>
+                    <w:t xml:space="preserve">D</w:t>
+                  </w:r>
+                  <w:r>
+                    <w:rPr>
+                      <w:rFonts w:ascii="Avenir Next" w:hAnsi="Avenir Next" w:cs="Avenir Next" w:eastAsia="Avenir Next"/>
+                      <w:color w:val="1A1A1A"/>
                       <w:sz w:val="19"/>
                       <w:szCs w:val="19"/>
                     </w:rPr>
-                    <w:t xml:space="preserve">D</w:t>
-                  </w:r>
-                  <w:r>
-                    <w:rPr>
-                      <w:rFonts w:ascii="Avenir Next" w:hAnsi="Avenir Next" w:cs="Avenir Next" w:eastAsia="Avenir Next"/>
-                      <w:color w:val="1A1A1A"/>
-                      <w:sz w:val="19"/>
-                      <w:szCs w:val="19"/>
-                    </w:rPr>
                     <w:tab/>
                   </w:r>
                   <w:r>
                     <w:rPr>
                       <w:rFonts w:ascii="Avenir Next" w:hAnsi="Avenir Next" w:cs="Avenir Next" w:eastAsia="Avenir Next"/>
                       <w:color w:val="1A1A1A"/>
-                      <w:sz w:val="19"/>
+                      <w:sz w:val="22"/>
                       <w:szCs w:val="19"/>
                     </w:rPr>
                     <w:t xml:space="preserve">the rates are equal</w:t>
@@ -4040,7 +4046,7 @@
           </w:tbl>
           <w:p>
             <w:pPr>
-              <w:spacing w:before="0" w:after="0" w:line="24" w:lineRule="auto"/>
+              <w:spacing w:before="0" w:after="0" w:line="50" w:lineRule="exact"/>
             </w:pPr>
           </w:p>
         </w:tc>
@@ -4048,11 +4054,12 @@
     </w:tbl>
     <w:p>
       <w:pPr>
-        <w:spacing w:before="0" w:after="0" w:line="20" w:lineRule="exact"/>
+        <w:spacing w:before="0" w:after="0" w:line="50" w:lineRule="exact"/>
       </w:pPr>
     </w:p>
     <w:p>
       <w:pPr>
+        <w:pStyle w:val="Heading2"/>
         <w:keepNext/>
         <w:pBdr>
           <w:bottom w:val="single" w:sz="8" w:space="3" w:color="003A70"/>
@@ -4068,7 +4075,7 @@
           <w:b/>
           <w:color w:val="003A70"/>
           <w:spacing w:val="14"/>
-          <w:sz w:val="19"/>
+          <w:sz w:val="22"/>
           <w:szCs w:val="19"/>
         </w:rPr>
         <w:t xml:space="preserve">SELF-CHECK CODE</w:t>
@@ -4087,7 +4094,7 @@
           <w:rFonts w:ascii="Avenir Next" w:hAnsi="Avenir Next" w:cs="Avenir Next" w:eastAsia="Avenir Next"/>
           <w:i/>
           <w:color w:val="5A5F66"/>
-          <w:sz w:val="17"/>
+          <w:sz w:val="22"/>
           <w:szCs w:val="17"/>
         </w:rPr>
         <w:t xml:space="preserve">find your answer · copy its letter into that problem’s box · spell a math word</w:t>
@@ -4145,7 +4152,7 @@
                 <w:rFonts w:ascii="Avenir Next" w:hAnsi="Avenir Next" w:cs="Avenir Next" w:eastAsia="Avenir Next"/>
                 <w:b/>
                 <w:color w:val="1A1A1A"/>
-                <w:sz w:val="18"/>
+                <w:sz w:val="22"/>
                 <w:szCs w:val="18"/>
               </w:rPr>
               <w:t xml:space="preserve">33</w:t>
@@ -4161,7 +4168,7 @@
                 <w:rFonts w:ascii="Avenir Next" w:hAnsi="Avenir Next" w:cs="Avenir Next" w:eastAsia="Avenir Next"/>
                 <w:b/>
                 <w:color w:val="003A70"/>
-                <w:sz w:val="18"/>
+                <w:sz w:val="22"/>
                 <w:szCs w:val="18"/>
               </w:rPr>
               <w:t xml:space="preserve">E</w:t>
@@ -4184,7 +4191,7 @@
                 <w:rFonts w:ascii="Avenir Next" w:hAnsi="Avenir Next" w:cs="Avenir Next" w:eastAsia="Avenir Next"/>
                 <w:b/>
                 <w:color w:val="1A1A1A"/>
-                <w:sz w:val="18"/>
+                <w:sz w:val="22"/>
                 <w:szCs w:val="18"/>
               </w:rPr>
               <w:t xml:space="preserve">(12, 240)</w:t>
@@ -4200,7 +4207,7 @@
                 <w:rFonts w:ascii="Avenir Next" w:hAnsi="Avenir Next" w:cs="Avenir Next" w:eastAsia="Avenir Next"/>
                 <w:b/>
                 <w:color w:val="003A70"/>
-                <w:sz w:val="18"/>
+                <w:sz w:val="22"/>
                 <w:szCs w:val="18"/>
               </w:rPr>
               <w:t xml:space="preserve">E</w:t>
@@ -4223,7 +4230,7 @@
                 <w:rFonts w:ascii="Avenir Next" w:hAnsi="Avenir Next" w:cs="Avenir Next" w:eastAsia="Avenir Next"/>
                 <w:b/>
                 <w:color w:val="1A1A1A"/>
-                <w:sz w:val="18"/>
+                <w:sz w:val="22"/>
                 <w:szCs w:val="18"/>
               </w:rPr>
               <w:t xml:space="preserve">36</w:t>
@@ -4239,7 +4246,7 @@
                 <w:rFonts w:ascii="Avenir Next" w:hAnsi="Avenir Next" w:cs="Avenir Next" w:eastAsia="Avenir Next"/>
                 <w:b/>
                 <w:color w:val="003A70"/>
-                <w:sz w:val="18"/>
+                <w:sz w:val="22"/>
                 <w:szCs w:val="18"/>
               </w:rPr>
               <w:t xml:space="preserve">J</w:t>
@@ -4262,7 +4269,7 @@
                 <w:rFonts w:ascii="Avenir Next" w:hAnsi="Avenir Next" w:cs="Avenir Next" w:eastAsia="Avenir Next"/>
                 <w:b/>
                 <w:color w:val="1A1A1A"/>
-                <w:sz w:val="18"/>
+                <w:sz w:val="22"/>
                 <w:szCs w:val="18"/>
               </w:rPr>
               <w:t xml:space="preserve">24</w:t>
@@ -4278,7 +4285,7 @@
                 <w:rFonts w:ascii="Avenir Next" w:hAnsi="Avenir Next" w:cs="Avenir Next" w:eastAsia="Avenir Next"/>
                 <w:b/>
                 <w:color w:val="003A70"/>
-                <w:sz w:val="18"/>
+                <w:sz w:val="22"/>
                 <w:szCs w:val="18"/>
               </w:rPr>
               <w:t xml:space="preserve">Z</w:t>
@@ -4301,7 +4308,7 @@
                 <w:rFonts w:ascii="Avenir Next" w:hAnsi="Avenir Next" w:cs="Avenir Next" w:eastAsia="Avenir Next"/>
                 <w:b/>
                 <w:color w:val="1A1A1A"/>
-                <w:sz w:val="18"/>
+                <w:sz w:val="22"/>
                 <w:szCs w:val="18"/>
               </w:rPr>
               <w:t xml:space="preserve">66</w:t>
@@ -4317,7 +4324,7 @@
                 <w:rFonts w:ascii="Avenir Next" w:hAnsi="Avenir Next" w:cs="Avenir Next" w:eastAsia="Avenir Next"/>
                 <w:b/>
                 <w:color w:val="003A70"/>
-                <w:sz w:val="18"/>
+                <w:sz w:val="22"/>
                 <w:szCs w:val="18"/>
               </w:rPr>
               <w:t xml:space="preserve">Q</w:t>
@@ -4340,7 +4347,7 @@
                 <w:rFonts w:ascii="Avenir Next" w:hAnsi="Avenir Next" w:cs="Avenir Next" w:eastAsia="Avenir Next"/>
                 <w:b/>
                 <w:color w:val="1A1A1A"/>
-                <w:sz w:val="18"/>
+                <w:sz w:val="22"/>
                 <w:szCs w:val="18"/>
               </w:rPr>
               <w:t xml:space="preserve">18</w:t>
@@ -4356,7 +4363,7 @@
                 <w:rFonts w:ascii="Avenir Next" w:hAnsi="Avenir Next" w:cs="Avenir Next" w:eastAsia="Avenir Next"/>
                 <w:b/>
                 <w:color w:val="003A70"/>
-                <w:sz w:val="18"/>
+                <w:sz w:val="22"/>
                 <w:szCs w:val="18"/>
               </w:rPr>
               <w:t xml:space="preserve">S</w:t>
@@ -4379,7 +4386,7 @@
                 <w:rFonts w:ascii="Avenir Next" w:hAnsi="Avenir Next" w:cs="Avenir Next" w:eastAsia="Avenir Next"/>
                 <w:b/>
                 <w:color w:val="1A1A1A"/>
-                <w:sz w:val="18"/>
+                <w:sz w:val="22"/>
                 <w:szCs w:val="18"/>
               </w:rPr>
               <w:t xml:space="preserve">9</w:t>
@@ -4395,7 +4402,7 @@
                 <w:rFonts w:ascii="Avenir Next" w:hAnsi="Avenir Next" w:cs="Avenir Next" w:eastAsia="Avenir Next"/>
                 <w:b/>
                 <w:color w:val="003A70"/>
-                <w:sz w:val="18"/>
+                <w:sz w:val="22"/>
                 <w:szCs w:val="18"/>
               </w:rPr>
               <w:t xml:space="preserve">P</w:t>
@@ -4418,7 +4425,7 @@
                 <w:rFonts w:ascii="Avenir Next" w:hAnsi="Avenir Next" w:cs="Avenir Next" w:eastAsia="Avenir Next"/>
                 <w:b/>
                 <w:color w:val="1A1A1A"/>
-                <w:sz w:val="18"/>
+                <w:sz w:val="22"/>
                 <w:szCs w:val="18"/>
               </w:rPr>
               <w:t xml:space="preserve">21</w:t>
@@ -4434,7 +4441,7 @@
                 <w:rFonts w:ascii="Avenir Next" w:hAnsi="Avenir Next" w:cs="Avenir Next" w:eastAsia="Avenir Next"/>
                 <w:b/>
                 <w:color w:val="003A70"/>
-                <w:sz w:val="18"/>
+                <w:sz w:val="22"/>
                 <w:szCs w:val="18"/>
               </w:rPr>
               <w:t xml:space="preserve">T</w:t>
@@ -4457,7 +4464,7 @@
                 <w:rFonts w:ascii="Avenir Next" w:hAnsi="Avenir Next" w:cs="Avenir Next" w:eastAsia="Avenir Next"/>
                 <w:b/>
                 <w:color w:val="1A1A1A"/>
-                <w:sz w:val="18"/>
+                <w:sz w:val="22"/>
                 <w:szCs w:val="18"/>
               </w:rPr>
               <w:t xml:space="preserve">(240, 12)</w:t>
@@ -4473,7 +4480,7 @@
                 <w:rFonts w:ascii="Avenir Next" w:hAnsi="Avenir Next" w:cs="Avenir Next" w:eastAsia="Avenir Next"/>
                 <w:b/>
                 <w:color w:val="003A70"/>
-                <w:sz w:val="18"/>
+                <w:sz w:val="22"/>
                 <w:szCs w:val="18"/>
               </w:rPr>
               <w:t xml:space="preserve">X</w:t>
@@ -4484,7 +4491,7 @@
     </w:tbl>
     <w:p>
       <w:pPr>
-        <w:spacing w:before="0" w:after="0" w:line="60" w:lineRule="auto"/>
+        <w:spacing w:before="0" w:after="0" w:line="50" w:lineRule="exact"/>
       </w:pPr>
     </w:p>
     <w:tbl>
@@ -4629,7 +4636,7 @@
     </w:tbl>
     <w:p>
       <w:pPr>
-        <w:spacing w:before="0" w:after="0" w:line="40" w:lineRule="auto"/>
+        <w:spacing w:before="0" w:after="0" w:line="50" w:lineRule="exact"/>
       </w:pPr>
     </w:p>
     <w:tbl>
@@ -4671,6 +4678,7 @@
           </w:tcPr>
           <w:p>
             <w:pPr>
+              <w:pStyle w:val="Heading2"/>
               <w:spacing w:before="0" w:after="0" w:line="240" w:lineRule="auto"/>
             </w:pPr>
             <w:r>
@@ -4708,7 +4716,7 @@
               <w:rPr>
                 <w:rFonts w:ascii="Avenir Next" w:hAnsi="Avenir Next" w:cs="Avenir Next" w:eastAsia="Avenir Next"/>
                 <w:color w:val="1A1A1A"/>
-                <w:sz w:val="17"/>
+                <w:sz w:val="22"/>
                 <w:szCs w:val="17"/>
               </w:rPr>
               <w:t xml:space="preserve">  I can do this on my own</w:t>
@@ -4737,7 +4745,7 @@
               <w:rPr>
                 <w:rFonts w:ascii="Avenir Next" w:hAnsi="Avenir Next" w:cs="Avenir Next" w:eastAsia="Avenir Next"/>
                 <w:color w:val="1A1A1A"/>
-                <w:sz w:val="17"/>
+                <w:sz w:val="22"/>
                 <w:szCs w:val="17"/>
               </w:rPr>
               <w:t xml:space="preserve">  I need a little help</w:t>
@@ -4766,7 +4774,7 @@
               <w:rPr>
                 <w:rFonts w:ascii="Avenir Next" w:hAnsi="Avenir Next" w:cs="Avenir Next" w:eastAsia="Avenir Next"/>
                 <w:color w:val="1A1A1A"/>
-                <w:sz w:val="17"/>
+                <w:sz w:val="22"/>
                 <w:szCs w:val="17"/>
               </w:rPr>
               <w:t xml:space="preserve">  I have a question about #</w:t>
@@ -4787,7 +4795,7 @@
     </w:tbl>
     <w:p>
       <w:pPr>
-        <w:spacing w:before="0" w:after="0" w:line="20" w:lineRule="exact"/>
+        <w:spacing w:before="0" w:after="0" w:line="50" w:lineRule="exact"/>
       </w:pPr>
     </w:p>
     <w:sectPr>
@@ -4873,7 +4881,106 @@
               <w:sz w:val="15"/>
               <w:szCs w:val="15"/>
             </w:rPr>
-            <w:t xml:space="preserve">Lesson 9-2  ·  Session 2  ·  Practice Form B</w:t>
+            <w:t xml:space="preserve">9-2 · Page </w:t>
+          </w:r>
+          <w:r>
+            <w:rPr>
+              <w:rFonts w:ascii="Avenir Next" w:hAnsi="Avenir Next" w:cs="Avenir Next" w:eastAsia="Avenir Next"/>
+              <w:color w:val="5A5F66"/>
+              <w:sz w:val="15"/>
+              <w:szCs w:val="15"/>
+            </w:rPr>
+            <w:fldChar w:fldCharType="begin"/>
+          </w:r>
+          <w:r>
+            <w:rPr>
+              <w:rFonts w:ascii="Avenir Next" w:hAnsi="Avenir Next" w:cs="Avenir Next" w:eastAsia="Avenir Next"/>
+              <w:color w:val="5A5F66"/>
+              <w:sz w:val="15"/>
+              <w:szCs w:val="15"/>
+            </w:rPr>
+            <w:instrText xml:space="preserve"> PAGE </w:instrText>
+          </w:r>
+          <w:r>
+            <w:rPr>
+              <w:rFonts w:ascii="Avenir Next" w:hAnsi="Avenir Next" w:cs="Avenir Next" w:eastAsia="Avenir Next"/>
+              <w:color w:val="5A5F66"/>
+              <w:sz w:val="15"/>
+              <w:szCs w:val="15"/>
+            </w:rPr>
+            <w:fldChar w:fldCharType="separate"/>
+          </w:r>
+          <w:r>
+            <w:rPr>
+              <w:rFonts w:ascii="Avenir Next" w:hAnsi="Avenir Next" w:cs="Avenir Next" w:eastAsia="Avenir Next"/>
+              <w:color w:val="5A5F66"/>
+              <w:sz w:val="15"/>
+              <w:szCs w:val="15"/>
+            </w:rPr>
+            <w:t xml:space="preserve">1</w:t>
+          </w:r>
+          <w:r>
+            <w:rPr>
+              <w:rFonts w:ascii="Avenir Next" w:hAnsi="Avenir Next" w:cs="Avenir Next" w:eastAsia="Avenir Next"/>
+              <w:color w:val="5A5F66"/>
+              <w:sz w:val="15"/>
+              <w:szCs w:val="15"/>
+            </w:rPr>
+            <w:fldChar w:fldCharType="end"/>
+          </w:r>
+          <w:r>
+            <w:rPr>
+              <w:rFonts w:ascii="Avenir Next" w:hAnsi="Avenir Next" w:cs="Avenir Next" w:eastAsia="Avenir Next"/>
+              <w:color w:val="5A5F66"/>
+              <w:sz w:val="15"/>
+              <w:szCs w:val="15"/>
+            </w:rPr>
+            <w:t xml:space="preserve"> of </w:t>
+          </w:r>
+          <w:r>
+            <w:rPr>
+              <w:rFonts w:ascii="Avenir Next" w:hAnsi="Avenir Next" w:cs="Avenir Next" w:eastAsia="Avenir Next"/>
+              <w:color w:val="5A5F66"/>
+              <w:sz w:val="15"/>
+              <w:szCs w:val="15"/>
+            </w:rPr>
+            <w:fldChar w:fldCharType="begin"/>
+          </w:r>
+          <w:r>
+            <w:rPr>
+              <w:rFonts w:ascii="Avenir Next" w:hAnsi="Avenir Next" w:cs="Avenir Next" w:eastAsia="Avenir Next"/>
+              <w:color w:val="5A5F66"/>
+              <w:sz w:val="15"/>
+              <w:szCs w:val="15"/>
+            </w:rPr>
+            <w:instrText xml:space="preserve"> NUMPAGES </w:instrText>
+          </w:r>
+          <w:r>
+            <w:rPr>
+              <w:rFonts w:ascii="Avenir Next" w:hAnsi="Avenir Next" w:cs="Avenir Next" w:eastAsia="Avenir Next"/>
+              <w:color w:val="5A5F66"/>
+              <w:sz w:val="15"/>
+              <w:szCs w:val="15"/>
+            </w:rPr>
+            <w:fldChar w:fldCharType="separate"/>
+          </w:r>
+          <w:r>
+            <w:rPr>
+              <w:rFonts w:ascii="Avenir Next" w:hAnsi="Avenir Next" w:cs="Avenir Next" w:eastAsia="Avenir Next"/>
+              <w:color w:val="5A5F66"/>
+              <w:sz w:val="15"/>
+              <w:szCs w:val="15"/>
+            </w:rPr>
+            <w:t xml:space="preserve">1</w:t>
+          </w:r>
+          <w:r>
+            <w:rPr>
+              <w:rFonts w:ascii="Avenir Next" w:hAnsi="Avenir Next" w:cs="Avenir Next" w:eastAsia="Avenir Next"/>
+              <w:color w:val="5A5F66"/>
+              <w:sz w:val="15"/>
+              <w:szCs w:val="15"/>
+            </w:rPr>
+            <w:fldChar w:fldCharType="end"/>
           </w:r>
         </w:p>
       </w:tc>
@@ -4916,5 +5023,23 @@
       </w:tblCellMar>
     </w:tblPr>
   </w:style>
+  <w:style w:type="paragraph" w:styleId="Heading1">
+    <w:name w:val="heading 1"/>
+    <w:basedOn w:val="Normal"/>
+    <w:pPr>
+      <w:outlineLvl w:val="0"/>
+      <w:keepNext w:val="0"/>
+      <w:keepLines w:val="0"/>
+    </w:pPr>
+  </w:style>
+  <w:style w:type="paragraph" w:styleId="Heading2">
+    <w:name w:val="heading 2"/>
+    <w:basedOn w:val="Normal"/>
+    <w:pPr>
+      <w:outlineLvl w:val="1"/>
+      <w:keepNext w:val="0"/>
+      <w:keepLines w:val="0"/>
+    </w:pPr>
+  </w:style>
 </w:styles>
 </file>